--- a/lessons/2-3/downloads/reveal/teacher/2.3-homework-packet.docx
+++ b/lessons/2-3/downloads/reveal/teacher/2.3-homework-packet.docx
@@ -15,10 +15,28 @@
         <w:rPr>
           <w:rFonts w:ascii="Avenir Next" w:hAnsi="Avenir Next" w:cs="Avenir Next" w:eastAsia="Avenir Next"/>
           <w:color w:val="1A1A1A"/>
+          <w:sz w:val="22"/>
+          <w:szCs w:val="20"/>
+        </w:rPr>
+        <w:t xml:space="preserve">Name</w:t>
+      </w:r>
+      <w:r>
+        <w:rPr>
+          <w:rFonts w:ascii="Avenir Next" w:hAnsi="Avenir Next" w:cs="Avenir Next" w:eastAsia="Avenir Next"/>
+          <w:color w:val="1A1A1A"/>
           <w:sz w:val="20"/>
           <w:szCs w:val="20"/>
         </w:rPr>
-        <w:t xml:space="preserve">Name</w:t>
+        <w:tab/>
+      </w:r>
+      <w:r>
+        <w:rPr>
+          <w:rFonts w:ascii="Avenir Next" w:hAnsi="Avenir Next" w:cs="Avenir Next" w:eastAsia="Avenir Next"/>
+          <w:color w:val="1A1A1A"/>
+          <w:sz w:val="22"/>
+          <w:szCs w:val="20"/>
+        </w:rPr>
+        <w:t xml:space="preserve">   Date</w:t>
       </w:r>
       <w:r>
         <w:rPr>
@@ -33,25 +51,7 @@
         <w:rPr>
           <w:rFonts w:ascii="Avenir Next" w:hAnsi="Avenir Next" w:cs="Avenir Next" w:eastAsia="Avenir Next"/>
           <w:color w:val="1A1A1A"/>
-          <w:sz w:val="20"/>
-          <w:szCs w:val="20"/>
-        </w:rPr>
-        <w:t xml:space="preserve">   Date</w:t>
-      </w:r>
-      <w:r>
-        <w:rPr>
-          <w:rFonts w:ascii="Avenir Next" w:hAnsi="Avenir Next" w:cs="Avenir Next" w:eastAsia="Avenir Next"/>
-          <w:color w:val="1A1A1A"/>
-          <w:sz w:val="20"/>
-          <w:szCs w:val="20"/>
-        </w:rPr>
-        <w:tab/>
-      </w:r>
-      <w:r>
-        <w:rPr>
-          <w:rFonts w:ascii="Avenir Next" w:hAnsi="Avenir Next" w:cs="Avenir Next" w:eastAsia="Avenir Next"/>
-          <w:color w:val="1A1A1A"/>
-          <w:sz w:val="20"/>
+          <w:sz w:val="22"/>
           <w:szCs w:val="20"/>
         </w:rPr>
         <w:t xml:space="preserve">   Period</w:t>
@@ -78,7 +78,7 @@
           <w:caps/>
           <w:color w:val="003A70"/>
           <w:spacing w:val="12"/>
-          <w:sz w:val="19"/>
+          <w:sz w:val="22"/>
           <w:szCs w:val="19"/>
         </w:rPr>
         <w:t xml:space="preserve">Lesson 2-3  ·  Homework Packet  ·  Sheet 1 of 2</w:t>
@@ -86,6 +86,7 @@
     </w:p>
     <w:p>
       <w:pPr>
+        <w:pStyle w:val="Heading1"/>
         <w:keepNext/>
         <w:spacing w:before="0" w:after="0" w:line="240" w:lineRule="auto"/>
       </w:pPr>
@@ -111,7 +112,7 @@
         <w:rPr>
           <w:rFonts w:ascii="Avenir Next" w:hAnsi="Avenir Next" w:cs="Avenir Next" w:eastAsia="Avenir Next"/>
           <w:color w:val="5A5F66"/>
-          <w:sz w:val="17"/>
+          <w:sz w:val="22"/>
           <w:szCs w:val="17"/>
         </w:rPr>
         <w:t xml:space="preserve">Maryland Standard 6.SP.B.5c   ·   Learning target — I can find the median of a data set by ordering the values and taking the middle one.</w:t>
@@ -158,6 +159,7 @@
           </w:tcPr>
           <w:p>
             <w:pPr>
+              <w:pStyle w:val="Heading2"/>
               <w:spacing w:before="0" w:after="0" w:line="240" w:lineRule="auto"/>
             </w:pPr>
             <w:r>
@@ -185,44 +187,44 @@
                 <w:rFonts w:ascii="Avenir Next" w:hAnsi="Avenir Next" w:cs="Avenir Next" w:eastAsia="Avenir Next"/>
                 <w:b/>
                 <w:color w:val="003A70"/>
+                <w:sz w:val="22"/>
+                <w:szCs w:val="18"/>
+              </w:rPr>
+              <w:t xml:space="preserve">•</w:t>
+            </w:r>
+            <w:r>
+              <w:rPr>
+                <w:rFonts w:ascii="Avenir Next" w:hAnsi="Avenir Next" w:cs="Avenir Next" w:eastAsia="Avenir Next"/>
+                <w:color w:val="1A1A1A"/>
                 <w:sz w:val="18"/>
                 <w:szCs w:val="18"/>
               </w:rPr>
-              <w:t xml:space="preserve">•</w:t>
-            </w:r>
-            <w:r>
-              <w:rPr>
-                <w:rFonts w:ascii="Avenir Next" w:hAnsi="Avenir Next" w:cs="Avenir Next" w:eastAsia="Avenir Next"/>
-                <w:color w:val="1A1A1A"/>
-                <w:sz w:val="18"/>
+              <w:tab/>
+            </w:r>
+            <w:r>
+              <w:rPr>
+                <w:rFonts w:ascii="Avenir Next" w:hAnsi="Avenir Next" w:cs="Avenir Next" w:eastAsia="Avenir Next"/>
+                <w:color w:val="1A1A1A"/>
+                <w:sz w:val="22"/>
                 <w:szCs w:val="18"/>
               </w:rPr>
-              <w:tab/>
-            </w:r>
-            <w:r>
-              <w:rPr>
-                <w:rFonts w:ascii="Avenir Next" w:hAnsi="Avenir Next" w:cs="Avenir Next" w:eastAsia="Avenir Next"/>
-                <w:color w:val="1A1A1A"/>
-                <w:sz w:val="18"/>
+              <w:t xml:space="preserve">The </w:t>
+            </w:r>
+            <w:r>
+              <w:rPr>
+                <w:rFonts w:ascii="Avenir Next" w:hAnsi="Avenir Next" w:cs="Avenir Next" w:eastAsia="Avenir Next"/>
+                <w:b/>
+                <w:color w:val="1A1A1A"/>
+                <w:sz w:val="22"/>
                 <w:szCs w:val="18"/>
               </w:rPr>
-              <w:t xml:space="preserve">The </w:t>
-            </w:r>
-            <w:r>
-              <w:rPr>
-                <w:rFonts w:ascii="Avenir Next" w:hAnsi="Avenir Next" w:cs="Avenir Next" w:eastAsia="Avenir Next"/>
-                <w:b/>
-                <w:color w:val="1A1A1A"/>
-                <w:sz w:val="18"/>
-                <w:szCs w:val="18"/>
-              </w:rPr>
               <w:t xml:space="preserve">median</w:t>
             </w:r>
             <w:r>
               <w:rPr>
                 <w:rFonts w:ascii="Avenir Next" w:hAnsi="Avenir Next" w:cs="Avenir Next" w:eastAsia="Avenir Next"/>
                 <w:color w:val="1A1A1A"/>
-                <w:sz w:val="18"/>
+                <w:sz w:val="22"/>
                 <w:szCs w:val="18"/>
               </w:rPr>
               <w:t xml:space="preserve"> is the middle value of a data set.</w:t>
@@ -241,44 +243,44 @@
                 <w:rFonts w:ascii="Avenir Next" w:hAnsi="Avenir Next" w:cs="Avenir Next" w:eastAsia="Avenir Next"/>
                 <w:b/>
                 <w:color w:val="003A70"/>
+                <w:sz w:val="22"/>
+                <w:szCs w:val="18"/>
+              </w:rPr>
+              <w:t xml:space="preserve">•</w:t>
+            </w:r>
+            <w:r>
+              <w:rPr>
+                <w:rFonts w:ascii="Avenir Next" w:hAnsi="Avenir Next" w:cs="Avenir Next" w:eastAsia="Avenir Next"/>
+                <w:color w:val="1A1A1A"/>
                 <w:sz w:val="18"/>
                 <w:szCs w:val="18"/>
               </w:rPr>
-              <w:t xml:space="preserve">•</w:t>
-            </w:r>
-            <w:r>
-              <w:rPr>
-                <w:rFonts w:ascii="Avenir Next" w:hAnsi="Avenir Next" w:cs="Avenir Next" w:eastAsia="Avenir Next"/>
-                <w:color w:val="1A1A1A"/>
-                <w:sz w:val="18"/>
+              <w:tab/>
+            </w:r>
+            <w:r>
+              <w:rPr>
+                <w:rFonts w:ascii="Avenir Next" w:hAnsi="Avenir Next" w:cs="Avenir Next" w:eastAsia="Avenir Next"/>
+                <w:color w:val="1A1A1A"/>
+                <w:sz w:val="22"/>
                 <w:szCs w:val="18"/>
               </w:rPr>
-              <w:tab/>
-            </w:r>
-            <w:r>
-              <w:rPr>
-                <w:rFonts w:ascii="Avenir Next" w:hAnsi="Avenir Next" w:cs="Avenir Next" w:eastAsia="Avenir Next"/>
-                <w:color w:val="1A1A1A"/>
-                <w:sz w:val="18"/>
+              <w:t xml:space="preserve">First </w:t>
+            </w:r>
+            <w:r>
+              <w:rPr>
+                <w:rFonts w:ascii="Avenir Next" w:hAnsi="Avenir Next" w:cs="Avenir Next" w:eastAsia="Avenir Next"/>
+                <w:b/>
+                <w:color w:val="1A1A1A"/>
+                <w:sz w:val="22"/>
                 <w:szCs w:val="18"/>
               </w:rPr>
-              <w:t xml:space="preserve">First </w:t>
-            </w:r>
-            <w:r>
-              <w:rPr>
-                <w:rFonts w:ascii="Avenir Next" w:hAnsi="Avenir Next" w:cs="Avenir Next" w:eastAsia="Avenir Next"/>
-                <w:b/>
-                <w:color w:val="1A1A1A"/>
-                <w:sz w:val="18"/>
-                <w:szCs w:val="18"/>
-              </w:rPr>
               <w:t xml:space="preserve">order</w:t>
             </w:r>
             <w:r>
               <w:rPr>
                 <w:rFonts w:ascii="Avenir Next" w:hAnsi="Avenir Next" w:cs="Avenir Next" w:eastAsia="Avenir Next"/>
                 <w:color w:val="1A1A1A"/>
-                <w:sz w:val="18"/>
+                <w:sz w:val="22"/>
                 <w:szCs w:val="18"/>
               </w:rPr>
               <w:t xml:space="preserve"> the values from least to greatest.</w:t>
@@ -297,25 +299,25 @@
                 <w:rFonts w:ascii="Avenir Next" w:hAnsi="Avenir Next" w:cs="Avenir Next" w:eastAsia="Avenir Next"/>
                 <w:b/>
                 <w:color w:val="003A70"/>
+                <w:sz w:val="22"/>
+                <w:szCs w:val="18"/>
+              </w:rPr>
+              <w:t xml:space="preserve">•</w:t>
+            </w:r>
+            <w:r>
+              <w:rPr>
+                <w:rFonts w:ascii="Avenir Next" w:hAnsi="Avenir Next" w:cs="Avenir Next" w:eastAsia="Avenir Next"/>
+                <w:color w:val="1A1A1A"/>
                 <w:sz w:val="18"/>
                 <w:szCs w:val="18"/>
               </w:rPr>
-              <w:t xml:space="preserve">•</w:t>
-            </w:r>
-            <w:r>
-              <w:rPr>
-                <w:rFonts w:ascii="Avenir Next" w:hAnsi="Avenir Next" w:cs="Avenir Next" w:eastAsia="Avenir Next"/>
-                <w:color w:val="1A1A1A"/>
-                <w:sz w:val="18"/>
-                <w:szCs w:val="18"/>
-              </w:rPr>
               <w:tab/>
             </w:r>
             <w:r>
               <w:rPr>
                 <w:rFonts w:ascii="Avenir Next" w:hAnsi="Avenir Next" w:cs="Avenir Next" w:eastAsia="Avenir Next"/>
                 <w:color w:val="1A1A1A"/>
-                <w:sz w:val="18"/>
+                <w:sz w:val="22"/>
                 <w:szCs w:val="18"/>
               </w:rPr>
               <w:t xml:space="preserve">With an odd number of values, one value sits in the middle.</w:t>
@@ -330,6 +332,7 @@
           </w:tcPr>
           <w:p>
             <w:pPr>
+              <w:pStyle w:val="Heading2"/>
               <w:spacing w:before="0" w:after="0" w:line="240" w:lineRule="auto"/>
             </w:pPr>
             <w:r>
@@ -352,7 +355,7 @@
               <w:rPr>
                 <w:rFonts w:ascii="Avenir Next" w:hAnsi="Avenir Next" w:cs="Avenir Next" w:eastAsia="Avenir Next"/>
                 <w:color w:val="1A1A1A"/>
-                <w:sz w:val="17"/>
+                <w:sz w:val="22"/>
                 <w:szCs w:val="17"/>
               </w:rPr>
               <w:t xml:space="preserve">Find the median of 14, 9, 21, 6, 17.</w:t>
@@ -371,25 +374,25 @@
                 <w:rFonts w:ascii="Avenir Next" w:hAnsi="Avenir Next" w:cs="Avenir Next" w:eastAsia="Avenir Next"/>
                 <w:b/>
                 <w:color w:val="003A70"/>
+                <w:sz w:val="22"/>
+                <w:szCs w:val="17"/>
+              </w:rPr>
+              <w:t xml:space="preserve">Step 1</w:t>
+            </w:r>
+            <w:r>
+              <w:rPr>
+                <w:rFonts w:ascii="Avenir Next" w:hAnsi="Avenir Next" w:cs="Avenir Next" w:eastAsia="Avenir Next"/>
+                <w:color w:val="1A1A1A"/>
                 <w:sz w:val="17"/>
                 <w:szCs w:val="17"/>
               </w:rPr>
-              <w:t xml:space="preserve">Step 1</w:t>
-            </w:r>
-            <w:r>
-              <w:rPr>
-                <w:rFonts w:ascii="Avenir Next" w:hAnsi="Avenir Next" w:cs="Avenir Next" w:eastAsia="Avenir Next"/>
-                <w:color w:val="1A1A1A"/>
-                <w:sz w:val="17"/>
-                <w:szCs w:val="17"/>
-              </w:rPr>
               <w:tab/>
             </w:r>
             <w:r>
               <w:rPr>
                 <w:rFonts w:ascii="Avenir Next" w:hAnsi="Avenir Next" w:cs="Avenir Next" w:eastAsia="Avenir Next"/>
                 <w:color w:val="1A1A1A"/>
-                <w:sz w:val="17"/>
+                <w:sz w:val="22"/>
                 <w:szCs w:val="17"/>
               </w:rPr>
               <w:t xml:space="preserve">Order: 6, 9, 14, 17, 21</w:t>
@@ -408,25 +411,25 @@
                 <w:rFonts w:ascii="Avenir Next" w:hAnsi="Avenir Next" w:cs="Avenir Next" w:eastAsia="Avenir Next"/>
                 <w:b/>
                 <w:color w:val="003A70"/>
+                <w:sz w:val="22"/>
+                <w:szCs w:val="17"/>
+              </w:rPr>
+              <w:t xml:space="preserve">Step 2</w:t>
+            </w:r>
+            <w:r>
+              <w:rPr>
+                <w:rFonts w:ascii="Avenir Next" w:hAnsi="Avenir Next" w:cs="Avenir Next" w:eastAsia="Avenir Next"/>
+                <w:color w:val="1A1A1A"/>
                 <w:sz w:val="17"/>
                 <w:szCs w:val="17"/>
               </w:rPr>
-              <w:t xml:space="preserve">Step 2</w:t>
-            </w:r>
-            <w:r>
-              <w:rPr>
-                <w:rFonts w:ascii="Avenir Next" w:hAnsi="Avenir Next" w:cs="Avenir Next" w:eastAsia="Avenir Next"/>
-                <w:color w:val="1A1A1A"/>
-                <w:sz w:val="17"/>
-                <w:szCs w:val="17"/>
-              </w:rPr>
               <w:tab/>
             </w:r>
             <w:r>
               <w:rPr>
                 <w:rFonts w:ascii="Avenir Next" w:hAnsi="Avenir Next" w:cs="Avenir Next" w:eastAsia="Avenir Next"/>
                 <w:color w:val="1A1A1A"/>
-                <w:sz w:val="17"/>
+                <w:sz w:val="22"/>
                 <w:szCs w:val="17"/>
               </w:rPr>
               <w:t xml:space="preserve">Cross off one from each end until one is left: 14.</w:t>
@@ -445,18 +448,18 @@
                 <w:rFonts w:ascii="Avenir Next" w:hAnsi="Avenir Next" w:cs="Avenir Next" w:eastAsia="Avenir Next"/>
                 <w:b/>
                 <w:color w:val="1A1A1A"/>
+                <w:sz w:val="22"/>
+                <w:szCs w:val="17"/>
+              </w:rPr>
+              <w:t xml:space="preserve">Answer</w:t>
+            </w:r>
+            <w:r>
+              <w:rPr>
+                <w:rFonts w:ascii="Avenir Next" w:hAnsi="Avenir Next" w:cs="Avenir Next" w:eastAsia="Avenir Next"/>
+                <w:color w:val="1A1A1A"/>
                 <w:sz w:val="17"/>
                 <w:szCs w:val="17"/>
               </w:rPr>
-              <w:t xml:space="preserve">Answer</w:t>
-            </w:r>
-            <w:r>
-              <w:rPr>
-                <w:rFonts w:ascii="Avenir Next" w:hAnsi="Avenir Next" w:cs="Avenir Next" w:eastAsia="Avenir Next"/>
-                <w:color w:val="1A1A1A"/>
-                <w:sz w:val="17"/>
-                <w:szCs w:val="17"/>
-              </w:rPr>
               <w:tab/>
             </w:r>
             <w:r>
@@ -464,7 +467,7 @@
                 <w:rFonts w:ascii="Avenir Next" w:hAnsi="Avenir Next" w:cs="Avenir Next" w:eastAsia="Avenir Next"/>
                 <w:b/>
                 <w:color w:val="1A1A1A"/>
-                <w:sz w:val="17"/>
+                <w:sz w:val="22"/>
                 <w:szCs w:val="17"/>
               </w:rPr>
               <w:t xml:space="preserve">Median = 14</w:t>
@@ -475,6 +478,7 @@
     </w:tbl>
     <w:p>
       <w:pPr>
+        <w:pStyle w:val="Heading2"/>
         <w:keepNext/>
         <w:pBdr>
           <w:bottom w:val="single" w:sz="8" w:space="3" w:color="003A70"/>
@@ -490,7 +494,7 @@
           <w:b/>
           <w:color w:val="003A70"/>
           <w:spacing w:val="14"/>
-          <w:sz w:val="19"/>
+          <w:sz w:val="22"/>
           <w:szCs w:val="19"/>
         </w:rPr>
         <w:t xml:space="preserve">PRACTICE</w:t>
@@ -509,7 +513,7 @@
           <w:rFonts w:ascii="Avenir Next" w:hAnsi="Avenir Next" w:cs="Avenir Next" w:eastAsia="Avenir Next"/>
           <w:i/>
           <w:color w:val="5A5F66"/>
-          <w:sz w:val="17"/>
+          <w:sz w:val="22"/>
           <w:szCs w:val="17"/>
         </w:rPr>
         <w:t xml:space="preserve">show your work · label units</w:t>
@@ -529,25 +533,25 @@
           <w:rFonts w:ascii="Avenir Next" w:hAnsi="Avenir Next" w:cs="Avenir Next" w:eastAsia="Avenir Next"/>
           <w:b/>
           <w:color w:val="1A1A1A"/>
+          <w:sz w:val="22"/>
+          <w:szCs w:val="20"/>
+        </w:rPr>
+        <w:t xml:space="preserve">1.</w:t>
+      </w:r>
+      <w:r>
+        <w:rPr>
+          <w:rFonts w:ascii="Avenir Next" w:hAnsi="Avenir Next" w:cs="Avenir Next" w:eastAsia="Avenir Next"/>
+          <w:color w:val="1A1A1A"/>
           <w:sz w:val="20"/>
           <w:szCs w:val="20"/>
         </w:rPr>
-        <w:t xml:space="preserve">1.</w:t>
-      </w:r>
-      <w:r>
-        <w:rPr>
-          <w:rFonts w:ascii="Avenir Next" w:hAnsi="Avenir Next" w:cs="Avenir Next" w:eastAsia="Avenir Next"/>
-          <w:color w:val="1A1A1A"/>
-          <w:sz w:val="20"/>
-          <w:szCs w:val="20"/>
-        </w:rPr>
         <w:tab/>
       </w:r>
       <w:r>
         <w:rPr>
           <w:rFonts w:ascii="Avenir Next" w:hAnsi="Avenir Next" w:cs="Avenir Next" w:eastAsia="Avenir Next"/>
           <w:color w:val="1A1A1A"/>
-          <w:sz w:val="20"/>
+          <w:sz w:val="22"/>
           <w:szCs w:val="20"/>
         </w:rPr>
         <w:t xml:space="preserve">Find the median of each data set.</w:t>
@@ -602,25 +606,25 @@
                 <w:rFonts w:ascii="Avenir Next" w:hAnsi="Avenir Next" w:cs="Avenir Next" w:eastAsia="Avenir Next"/>
                 <w:b/>
                 <w:color w:val="003A70"/>
+                <w:sz w:val="22"/>
+                <w:szCs w:val="20"/>
+              </w:rPr>
+              <w:t xml:space="preserve">a.</w:t>
+            </w:r>
+            <w:r>
+              <w:rPr>
+                <w:rFonts w:ascii="Avenir Next" w:hAnsi="Avenir Next" w:cs="Avenir Next" w:eastAsia="Avenir Next"/>
+                <w:color w:val="1A1A1A"/>
                 <w:sz w:val="20"/>
                 <w:szCs w:val="20"/>
               </w:rPr>
-              <w:t xml:space="preserve">a.</w:t>
-            </w:r>
-            <w:r>
-              <w:rPr>
-                <w:rFonts w:ascii="Avenir Next" w:hAnsi="Avenir Next" w:cs="Avenir Next" w:eastAsia="Avenir Next"/>
-                <w:color w:val="1A1A1A"/>
-                <w:sz w:val="20"/>
-                <w:szCs w:val="20"/>
-              </w:rPr>
               <w:tab/>
             </w:r>
             <w:r>
               <w:rPr>
                 <w:rFonts w:ascii="Avenir Next" w:hAnsi="Avenir Next" w:cs="Avenir Next" w:eastAsia="Avenir Next"/>
                 <w:color w:val="1A1A1A"/>
-                <w:sz w:val="20"/>
+                <w:sz w:val="22"/>
                 <w:szCs w:val="20"/>
               </w:rPr>
               <w:t xml:space="preserve">8, 3, 6</w:t>
@@ -664,25 +668,25 @@
                 <w:rFonts w:ascii="Avenir Next" w:hAnsi="Avenir Next" w:cs="Avenir Next" w:eastAsia="Avenir Next"/>
                 <w:b/>
                 <w:color w:val="003A70"/>
+                <w:sz w:val="22"/>
+                <w:szCs w:val="20"/>
+              </w:rPr>
+              <w:t xml:space="preserve">b.</w:t>
+            </w:r>
+            <w:r>
+              <w:rPr>
+                <w:rFonts w:ascii="Avenir Next" w:hAnsi="Avenir Next" w:cs="Avenir Next" w:eastAsia="Avenir Next"/>
+                <w:color w:val="1A1A1A"/>
                 <w:sz w:val="20"/>
                 <w:szCs w:val="20"/>
               </w:rPr>
-              <w:t xml:space="preserve">b.</w:t>
-            </w:r>
-            <w:r>
-              <w:rPr>
-                <w:rFonts w:ascii="Avenir Next" w:hAnsi="Avenir Next" w:cs="Avenir Next" w:eastAsia="Avenir Next"/>
-                <w:color w:val="1A1A1A"/>
-                <w:sz w:val="20"/>
-                <w:szCs w:val="20"/>
-              </w:rPr>
               <w:tab/>
             </w:r>
             <w:r>
               <w:rPr>
                 <w:rFonts w:ascii="Avenir Next" w:hAnsi="Avenir Next" w:cs="Avenir Next" w:eastAsia="Avenir Next"/>
                 <w:color w:val="1A1A1A"/>
-                <w:sz w:val="20"/>
+                <w:sz w:val="22"/>
                 <w:szCs w:val="20"/>
               </w:rPr>
               <w:t xml:space="preserve">12, 18, 10, 15, 11</w:t>
@@ -732,25 +736,25 @@
                 <w:rFonts w:ascii="Avenir Next" w:hAnsi="Avenir Next" w:cs="Avenir Next" w:eastAsia="Avenir Next"/>
                 <w:b/>
                 <w:color w:val="003A70"/>
+                <w:sz w:val="22"/>
+                <w:szCs w:val="20"/>
+              </w:rPr>
+              <w:t xml:space="preserve">c.</w:t>
+            </w:r>
+            <w:r>
+              <w:rPr>
+                <w:rFonts w:ascii="Avenir Next" w:hAnsi="Avenir Next" w:cs="Avenir Next" w:eastAsia="Avenir Next"/>
+                <w:color w:val="1A1A1A"/>
                 <w:sz w:val="20"/>
                 <w:szCs w:val="20"/>
               </w:rPr>
-              <w:t xml:space="preserve">c.</w:t>
-            </w:r>
-            <w:r>
-              <w:rPr>
-                <w:rFonts w:ascii="Avenir Next" w:hAnsi="Avenir Next" w:cs="Avenir Next" w:eastAsia="Avenir Next"/>
-                <w:color w:val="1A1A1A"/>
-                <w:sz w:val="20"/>
-                <w:szCs w:val="20"/>
-              </w:rPr>
               <w:tab/>
             </w:r>
             <w:r>
               <w:rPr>
                 <w:rFonts w:ascii="Avenir Next" w:hAnsi="Avenir Next" w:cs="Avenir Next" w:eastAsia="Avenir Next"/>
                 <w:color w:val="1A1A1A"/>
-                <w:sz w:val="20"/>
+                <w:sz w:val="22"/>
                 <w:szCs w:val="20"/>
               </w:rPr>
               <w:t xml:space="preserve">25, 40, 35, 30, 20</w:t>
@@ -794,25 +798,25 @@
                 <w:rFonts w:ascii="Avenir Next" w:hAnsi="Avenir Next" w:cs="Avenir Next" w:eastAsia="Avenir Next"/>
                 <w:b/>
                 <w:color w:val="003A70"/>
+                <w:sz w:val="22"/>
+                <w:szCs w:val="20"/>
+              </w:rPr>
+              <w:t xml:space="preserve">d.</w:t>
+            </w:r>
+            <w:r>
+              <w:rPr>
+                <w:rFonts w:ascii="Avenir Next" w:hAnsi="Avenir Next" w:cs="Avenir Next" w:eastAsia="Avenir Next"/>
+                <w:color w:val="1A1A1A"/>
                 <w:sz w:val="20"/>
                 <w:szCs w:val="20"/>
               </w:rPr>
-              <w:t xml:space="preserve">d.</w:t>
-            </w:r>
-            <w:r>
-              <w:rPr>
-                <w:rFonts w:ascii="Avenir Next" w:hAnsi="Avenir Next" w:cs="Avenir Next" w:eastAsia="Avenir Next"/>
-                <w:color w:val="1A1A1A"/>
-                <w:sz w:val="20"/>
-                <w:szCs w:val="20"/>
-              </w:rPr>
               <w:tab/>
             </w:r>
             <w:r>
               <w:rPr>
                 <w:rFonts w:ascii="Avenir Next" w:hAnsi="Avenir Next" w:cs="Avenir Next" w:eastAsia="Avenir Next"/>
                 <w:color w:val="1A1A1A"/>
-                <w:sz w:val="20"/>
+                <w:sz w:val="22"/>
                 <w:szCs w:val="20"/>
               </w:rPr>
               <w:t xml:space="preserve">7, 2, 9, 4, 5, 8, 1</w:t>
@@ -898,18 +902,18 @@
                 <w:rFonts w:ascii="Avenir Next" w:hAnsi="Avenir Next" w:cs="Avenir Next" w:eastAsia="Avenir Next"/>
                 <w:b/>
                 <w:color w:val="1A1A1A"/>
+                <w:sz w:val="22"/>
+                <w:szCs w:val="20"/>
+              </w:rPr>
+              <w:t xml:space="preserve">2.</w:t>
+            </w:r>
+            <w:r>
+              <w:rPr>
+                <w:rFonts w:ascii="Avenir Next" w:hAnsi="Avenir Next" w:cs="Avenir Next" w:eastAsia="Avenir Next"/>
+                <w:color w:val="1A1A1A"/>
                 <w:sz w:val="20"/>
                 <w:szCs w:val="20"/>
               </w:rPr>
-              <w:t xml:space="preserve">2.</w:t>
-            </w:r>
-            <w:r>
-              <w:rPr>
-                <w:rFonts w:ascii="Avenir Next" w:hAnsi="Avenir Next" w:cs="Avenir Next" w:eastAsia="Avenir Next"/>
-                <w:color w:val="1A1A1A"/>
-                <w:sz w:val="20"/>
-                <w:szCs w:val="20"/>
-              </w:rPr>
               <w:tab/>
             </w:r>
             <w:r>
@@ -917,7 +921,7 @@
                 <w:rFonts w:ascii="Avenir Next" w:hAnsi="Avenir Next" w:cs="Avenir Next" w:eastAsia="Avenir Next"/>
                 <w:b/>
                 <w:color w:val="1A1A1A"/>
-                <w:sz w:val="20"/>
+                <w:sz w:val="22"/>
                 <w:szCs w:val="20"/>
               </w:rPr>
               <w:t xml:space="preserve">Sleep.  </w:t>
@@ -926,7 +930,7 @@
               <w:rPr>
                 <w:rFonts w:ascii="Avenir Next" w:hAnsi="Avenir Next" w:cs="Avenir Next" w:eastAsia="Avenir Next"/>
                 <w:color w:val="1A1A1A"/>
-                <w:sz w:val="20"/>
+                <w:sz w:val="22"/>
                 <w:szCs w:val="20"/>
               </w:rPr>
               <w:t xml:space="preserve">The dot plot shows how many hours some students slept last night.</w:t>
@@ -946,25 +950,25 @@
                 <w:rFonts w:ascii="Avenir Next" w:hAnsi="Avenir Next" w:cs="Avenir Next" w:eastAsia="Avenir Next"/>
                 <w:b/>
                 <w:color w:val="003A70"/>
+                <w:sz w:val="22"/>
+                <w:szCs w:val="20"/>
+              </w:rPr>
+              <w:t xml:space="preserve">a.</w:t>
+            </w:r>
+            <w:r>
+              <w:rPr>
+                <w:rFonts w:ascii="Avenir Next" w:hAnsi="Avenir Next" w:cs="Avenir Next" w:eastAsia="Avenir Next"/>
+                <w:color w:val="1A1A1A"/>
                 <w:sz w:val="20"/>
                 <w:szCs w:val="20"/>
               </w:rPr>
-              <w:t xml:space="preserve">a.</w:t>
-            </w:r>
-            <w:r>
-              <w:rPr>
-                <w:rFonts w:ascii="Avenir Next" w:hAnsi="Avenir Next" w:cs="Avenir Next" w:eastAsia="Avenir Next"/>
-                <w:color w:val="1A1A1A"/>
-                <w:sz w:val="20"/>
-                <w:szCs w:val="20"/>
-              </w:rPr>
               <w:tab/>
             </w:r>
             <w:r>
               <w:rPr>
                 <w:rFonts w:ascii="Avenir Next" w:hAnsi="Avenir Next" w:cs="Avenir Next" w:eastAsia="Avenir Next"/>
                 <w:color w:val="1A1A1A"/>
-                <w:sz w:val="20"/>
+                <w:sz w:val="22"/>
                 <w:szCs w:val="20"/>
               </w:rPr>
               <w:t xml:space="preserve">Number of students:</w:t>
@@ -1003,10 +1007,28 @@
                 <w:rFonts w:ascii="Avenir Next" w:hAnsi="Avenir Next" w:cs="Avenir Next" w:eastAsia="Avenir Next"/>
                 <w:b/>
                 <w:color w:val="003A70"/>
+                <w:sz w:val="22"/>
+                <w:szCs w:val="20"/>
+              </w:rPr>
+              <w:t xml:space="preserve">b.</w:t>
+            </w:r>
+            <w:r>
+              <w:rPr>
+                <w:rFonts w:ascii="Avenir Next" w:hAnsi="Avenir Next" w:cs="Avenir Next" w:eastAsia="Avenir Next"/>
+                <w:color w:val="1A1A1A"/>
                 <w:sz w:val="20"/>
                 <w:szCs w:val="20"/>
               </w:rPr>
-              <w:t xml:space="preserve">b.</w:t>
+              <w:tab/>
+            </w:r>
+            <w:r>
+              <w:rPr>
+                <w:rFonts w:ascii="Avenir Next" w:hAnsi="Avenir Next" w:cs="Avenir Next" w:eastAsia="Avenir Next"/>
+                <w:color w:val="1A1A1A"/>
+                <w:sz w:val="22"/>
+                <w:szCs w:val="20"/>
+              </w:rPr>
+              <w:t xml:space="preserve">Median:</w:t>
             </w:r>
             <w:r>
               <w:rPr>
@@ -1015,7 +1037,7 @@
                 <w:sz w:val="20"/>
                 <w:szCs w:val="20"/>
               </w:rPr>
-              <w:tab/>
+              <w:t xml:space="preserve">  </w:t>
             </w:r>
             <w:r>
               <w:rPr>
@@ -1023,24 +1045,6 @@
                 <w:color w:val="1A1A1A"/>
                 <w:sz w:val="20"/>
                 <w:szCs w:val="20"/>
-              </w:rPr>
-              <w:t xml:space="preserve">Median:</w:t>
-            </w:r>
-            <w:r>
-              <w:rPr>
-                <w:rFonts w:ascii="Avenir Next" w:hAnsi="Avenir Next" w:cs="Avenir Next" w:eastAsia="Avenir Next"/>
-                <w:color w:val="1A1A1A"/>
-                <w:sz w:val="20"/>
-                <w:szCs w:val="20"/>
-              </w:rPr>
-              <w:t xml:space="preserve">  </w:t>
-            </w:r>
-            <w:r>
-              <w:rPr>
-                <w:rFonts w:ascii="Avenir Next" w:hAnsi="Avenir Next" w:cs="Avenir Next" w:eastAsia="Avenir Next"/>
-                <w:color w:val="1A1A1A"/>
-                <w:sz w:val="20"/>
-                <w:szCs w:val="20"/>
                 <w:u w:val="single"/>
               </w:rPr>
               <w:t xml:space="preserve">                </w:t>
@@ -1049,7 +1053,7 @@
               <w:rPr>
                 <w:rFonts w:ascii="Avenir Next" w:hAnsi="Avenir Next" w:cs="Avenir Next" w:eastAsia="Avenir Next"/>
                 <w:color w:val="1A1A1A"/>
-                <w:sz w:val="20"/>
+                <w:sz w:val="22"/>
                 <w:szCs w:val="20"/>
               </w:rPr>
               <w:t xml:space="preserve"> hours</w:t>
@@ -1073,7 +1077,7 @@
               <w:drawing>
                 <wp:inline distT="0" distB="0" distL="0" distR="0">
                   <wp:extent cx="2743200" cy="1188720"/>
-                  <wp:docPr id="1" name="Figure 1"/>
+                  <wp:docPr id="1" name="Figure 1" descr="Dot plot. Horizontal axis: Hours of Sleep, 5 to 11, ticks every 1. Dots by value: 6: 2; 7: 2; 8: 3; 9: 1; 10: 1"/>
                   <a:graphic xmlns:a="http://schemas.openxmlformats.org/drawingml/2006/main">
                     <a:graphicData uri="http://schemas.openxmlformats.org/drawingml/2006/picture">
                       <pic:pic xmlns:pic="http://schemas.openxmlformats.org/drawingml/2006/picture">
@@ -1125,18 +1129,18 @@
           <w:rFonts w:ascii="Avenir Next" w:hAnsi="Avenir Next" w:cs="Avenir Next" w:eastAsia="Avenir Next"/>
           <w:b/>
           <w:color w:val="1A1A1A"/>
+          <w:sz w:val="22"/>
+          <w:szCs w:val="20"/>
+        </w:rPr>
+        <w:t xml:space="preserve">3.</w:t>
+      </w:r>
+      <w:r>
+        <w:rPr>
+          <w:rFonts w:ascii="Avenir Next" w:hAnsi="Avenir Next" w:cs="Avenir Next" w:eastAsia="Avenir Next"/>
+          <w:color w:val="1A1A1A"/>
           <w:sz w:val="20"/>
           <w:szCs w:val="20"/>
         </w:rPr>
-        <w:t xml:space="preserve">3.</w:t>
-      </w:r>
-      <w:r>
-        <w:rPr>
-          <w:rFonts w:ascii="Avenir Next" w:hAnsi="Avenir Next" w:cs="Avenir Next" w:eastAsia="Avenir Next"/>
-          <w:color w:val="1A1A1A"/>
-          <w:sz w:val="20"/>
-          <w:szCs w:val="20"/>
-        </w:rPr>
         <w:tab/>
       </w:r>
       <w:r>
@@ -1144,7 +1148,7 @@
           <w:rFonts w:ascii="Avenir Next" w:hAnsi="Avenir Next" w:cs="Avenir Next" w:eastAsia="Avenir Next"/>
           <w:b/>
           <w:color w:val="1A1A1A"/>
-          <w:sz w:val="20"/>
+          <w:sz w:val="22"/>
           <w:szCs w:val="20"/>
         </w:rPr>
         <w:t xml:space="preserve">Bike Rides.  </w:t>
@@ -1153,7 +1157,7 @@
         <w:rPr>
           <w:rFonts w:ascii="Avenir Next" w:hAnsi="Avenir Next" w:cs="Avenir Next" w:eastAsia="Avenir Next"/>
           <w:color w:val="1A1A1A"/>
-          <w:sz w:val="20"/>
+          <w:sz w:val="22"/>
           <w:szCs w:val="20"/>
         </w:rPr>
         <w:t xml:space="preserve">Kiara rode her bike 7 times. She rode 4, 11, 7, 15, 9, 6, and 12 miles. Find the median distance.</w:t>
@@ -1230,25 +1234,25 @@
           <w:rFonts w:ascii="Avenir Next" w:hAnsi="Avenir Next" w:cs="Avenir Next" w:eastAsia="Avenir Next"/>
           <w:b/>
           <w:color w:val="1A1A1A"/>
+          <w:sz w:val="22"/>
+          <w:szCs w:val="18"/>
+        </w:rPr>
+        <w:t xml:space="preserve">Answer</w:t>
+      </w:r>
+      <w:r>
+        <w:rPr>
+          <w:rFonts w:ascii="Avenir Next" w:hAnsi="Avenir Next" w:cs="Avenir Next" w:eastAsia="Avenir Next"/>
+          <w:color w:val="1A1A1A"/>
           <w:sz w:val="18"/>
           <w:szCs w:val="18"/>
         </w:rPr>
-        <w:t xml:space="preserve">Answer</w:t>
-      </w:r>
-      <w:r>
-        <w:rPr>
-          <w:rFonts w:ascii="Avenir Next" w:hAnsi="Avenir Next" w:cs="Avenir Next" w:eastAsia="Avenir Next"/>
-          <w:color w:val="1A1A1A"/>
-          <w:sz w:val="18"/>
-          <w:szCs w:val="18"/>
-        </w:rPr>
         <w:tab/>
       </w:r>
       <w:r>
         <w:rPr>
           <w:rFonts w:ascii="Avenir Next" w:hAnsi="Avenir Next" w:cs="Avenir Next" w:eastAsia="Avenir Next"/>
           <w:color w:val="1A1A1A"/>
-          <w:sz w:val="18"/>
+          <w:sz w:val="22"/>
           <w:szCs w:val="18"/>
         </w:rPr>
         <w:t xml:space="preserve">  miles</w:t>
@@ -1273,18 +1277,18 @@
           <w:rFonts w:ascii="Avenir Next" w:hAnsi="Avenir Next" w:cs="Avenir Next" w:eastAsia="Avenir Next"/>
           <w:b/>
           <w:color w:val="1A1A1A"/>
+          <w:sz w:val="22"/>
+          <w:szCs w:val="20"/>
+        </w:rPr>
+        <w:t xml:space="preserve">4.</w:t>
+      </w:r>
+      <w:r>
+        <w:rPr>
+          <w:rFonts w:ascii="Avenir Next" w:hAnsi="Avenir Next" w:cs="Avenir Next" w:eastAsia="Avenir Next"/>
+          <w:color w:val="1A1A1A"/>
           <w:sz w:val="20"/>
           <w:szCs w:val="20"/>
         </w:rPr>
-        <w:t xml:space="preserve">4.</w:t>
-      </w:r>
-      <w:r>
-        <w:rPr>
-          <w:rFonts w:ascii="Avenir Next" w:hAnsi="Avenir Next" w:cs="Avenir Next" w:eastAsia="Avenir Next"/>
-          <w:color w:val="1A1A1A"/>
-          <w:sz w:val="20"/>
-          <w:szCs w:val="20"/>
-        </w:rPr>
         <w:tab/>
       </w:r>
       <w:r>
@@ -1292,7 +1296,7 @@
           <w:rFonts w:ascii="Avenir Next" w:hAnsi="Avenir Next" w:cs="Avenir Next" w:eastAsia="Avenir Next"/>
           <w:b/>
           <w:color w:val="1A1A1A"/>
-          <w:sz w:val="20"/>
+          <w:sz w:val="22"/>
           <w:szCs w:val="20"/>
         </w:rPr>
         <w:t xml:space="preserve">Missing Score.  </w:t>
@@ -1301,7 +1305,7 @@
         <w:rPr>
           <w:rFonts w:ascii="Avenir Next" w:hAnsi="Avenir Next" w:cs="Avenir Next" w:eastAsia="Avenir Next"/>
           <w:color w:val="1A1A1A"/>
-          <w:sz w:val="20"/>
+          <w:sz w:val="22"/>
           <w:szCs w:val="20"/>
         </w:rPr>
         <w:t xml:space="preserve">Four of five scores are 82, 90, 75, 88. The median is 85. Find the fifth.</w:t>
@@ -1320,25 +1324,25 @@
           <w:rFonts w:ascii="Avenir Next" w:hAnsi="Avenir Next" w:cs="Avenir Next" w:eastAsia="Avenir Next"/>
           <w:b/>
           <w:color w:val="1A1A1A"/>
+          <w:sz w:val="22"/>
+          <w:szCs w:val="18"/>
+        </w:rPr>
+        <w:t xml:space="preserve">Answer</w:t>
+      </w:r>
+      <w:r>
+        <w:rPr>
+          <w:rFonts w:ascii="Avenir Next" w:hAnsi="Avenir Next" w:cs="Avenir Next" w:eastAsia="Avenir Next"/>
+          <w:color w:val="1A1A1A"/>
           <w:sz w:val="18"/>
           <w:szCs w:val="18"/>
         </w:rPr>
-        <w:t xml:space="preserve">Answer</w:t>
-      </w:r>
-      <w:r>
-        <w:rPr>
-          <w:rFonts w:ascii="Avenir Next" w:hAnsi="Avenir Next" w:cs="Avenir Next" w:eastAsia="Avenir Next"/>
-          <w:color w:val="1A1A1A"/>
-          <w:sz w:val="18"/>
-          <w:szCs w:val="18"/>
-        </w:rPr>
         <w:tab/>
       </w:r>
       <w:r>
         <w:rPr>
           <w:rFonts w:ascii="Avenir Next" w:hAnsi="Avenir Next" w:cs="Avenir Next" w:eastAsia="Avenir Next"/>
           <w:color w:val="1A1A1A"/>
-          <w:sz w:val="18"/>
+          <w:sz w:val="22"/>
           <w:szCs w:val="18"/>
         </w:rPr>
         <w:t xml:space="preserve">  points</w:t>
@@ -1363,18 +1367,18 @@
           <w:rFonts w:ascii="Avenir Next" w:hAnsi="Avenir Next" w:cs="Avenir Next" w:eastAsia="Avenir Next"/>
           <w:b/>
           <w:color w:val="1A1A1A"/>
+          <w:sz w:val="22"/>
+          <w:szCs w:val="20"/>
+        </w:rPr>
+        <w:t xml:space="preserve">5.</w:t>
+      </w:r>
+      <w:r>
+        <w:rPr>
+          <w:rFonts w:ascii="Avenir Next" w:hAnsi="Avenir Next" w:cs="Avenir Next" w:eastAsia="Avenir Next"/>
+          <w:color w:val="1A1A1A"/>
           <w:sz w:val="20"/>
           <w:szCs w:val="20"/>
         </w:rPr>
-        <w:t xml:space="preserve">5.</w:t>
-      </w:r>
-      <w:r>
-        <w:rPr>
-          <w:rFonts w:ascii="Avenir Next" w:hAnsi="Avenir Next" w:cs="Avenir Next" w:eastAsia="Avenir Next"/>
-          <w:color w:val="1A1A1A"/>
-          <w:sz w:val="20"/>
-          <w:szCs w:val="20"/>
-        </w:rPr>
         <w:tab/>
       </w:r>
       <w:r>
@@ -1382,7 +1386,7 @@
           <w:rFonts w:ascii="Avenir Next" w:hAnsi="Avenir Next" w:cs="Avenir Next" w:eastAsia="Avenir Next"/>
           <w:b/>
           <w:color w:val="1A1A1A"/>
-          <w:sz w:val="20"/>
+          <w:sz w:val="22"/>
           <w:szCs w:val="20"/>
         </w:rPr>
         <w:t xml:space="preserve">Build a Set.  </w:t>
@@ -1391,7 +1395,7 @@
         <w:rPr>
           <w:rFonts w:ascii="Avenir Next" w:hAnsi="Avenir Next" w:cs="Avenir Next" w:eastAsia="Avenir Next"/>
           <w:color w:val="1A1A1A"/>
-          <w:sz w:val="20"/>
+          <w:sz w:val="22"/>
           <w:szCs w:val="20"/>
         </w:rPr>
         <w:t xml:space="preserve">Write a set of 5 different whole numbers that has a median of 12.</w:t>
@@ -1410,7 +1414,7 @@
           <w:rFonts w:ascii="Avenir Next" w:hAnsi="Avenir Next" w:cs="Avenir Next" w:eastAsia="Avenir Next"/>
           <w:b/>
           <w:color w:val="1A1A1A"/>
-          <w:sz w:val="18"/>
+          <w:sz w:val="22"/>
           <w:szCs w:val="18"/>
         </w:rPr>
         <w:t xml:space="preserve">My set</w:t>
@@ -1444,18 +1448,18 @@
           <w:rFonts w:ascii="Avenir Next" w:hAnsi="Avenir Next" w:cs="Avenir Next" w:eastAsia="Avenir Next"/>
           <w:b/>
           <w:color w:val="1A1A1A"/>
+          <w:sz w:val="22"/>
+          <w:szCs w:val="20"/>
+        </w:rPr>
+        <w:t xml:space="preserve">6.</w:t>
+      </w:r>
+      <w:r>
+        <w:rPr>
+          <w:rFonts w:ascii="Avenir Next" w:hAnsi="Avenir Next" w:cs="Avenir Next" w:eastAsia="Avenir Next"/>
+          <w:color w:val="1A1A1A"/>
           <w:sz w:val="20"/>
           <w:szCs w:val="20"/>
         </w:rPr>
-        <w:t xml:space="preserve">6.</w:t>
-      </w:r>
-      <w:r>
-        <w:rPr>
-          <w:rFonts w:ascii="Avenir Next" w:hAnsi="Avenir Next" w:cs="Avenir Next" w:eastAsia="Avenir Next"/>
-          <w:color w:val="1A1A1A"/>
-          <w:sz w:val="20"/>
-          <w:szCs w:val="20"/>
-        </w:rPr>
         <w:tab/>
       </w:r>
       <w:r>
@@ -1463,7 +1467,7 @@
           <w:rFonts w:ascii="Avenir Next" w:hAnsi="Avenir Next" w:cs="Avenir Next" w:eastAsia="Avenir Next"/>
           <w:b/>
           <w:color w:val="1A1A1A"/>
-          <w:sz w:val="20"/>
+          <w:sz w:val="22"/>
           <w:szCs w:val="20"/>
         </w:rPr>
         <w:t xml:space="preserve">Reason.  </w:t>
@@ -1472,7 +1476,7 @@
         <w:rPr>
           <w:rFonts w:ascii="Avenir Next" w:hAnsi="Avenir Next" w:cs="Avenir Next" w:eastAsia="Avenir Next"/>
           <w:color w:val="1A1A1A"/>
-          <w:sz w:val="20"/>
+          <w:sz w:val="22"/>
           <w:szCs w:val="20"/>
         </w:rPr>
         <w:t xml:space="preserve">The data set 4, 6, 9, 11, 30 has a median of 9. If 30 changes to 100, does the median change? Explain.</w:t>
@@ -1593,6 +1597,7 @@
           </w:tcPr>
           <w:p>
             <w:pPr>
+              <w:pStyle w:val="Heading2"/>
               <w:spacing w:before="0" w:after="0" w:line="240" w:lineRule="auto"/>
             </w:pPr>
             <w:r>
@@ -1630,7 +1635,7 @@
               <w:rPr>
                 <w:rFonts w:ascii="Avenir Next" w:hAnsi="Avenir Next" w:cs="Avenir Next" w:eastAsia="Avenir Next"/>
                 <w:color w:val="1A1A1A"/>
-                <w:sz w:val="17"/>
+                <w:sz w:val="22"/>
                 <w:szCs w:val="17"/>
               </w:rPr>
               <w:t xml:space="preserve">  I can do this on my own</w:t>
@@ -1659,7 +1664,7 @@
               <w:rPr>
                 <w:rFonts w:ascii="Avenir Next" w:hAnsi="Avenir Next" w:cs="Avenir Next" w:eastAsia="Avenir Next"/>
                 <w:color w:val="1A1A1A"/>
-                <w:sz w:val="17"/>
+                <w:sz w:val="22"/>
                 <w:szCs w:val="17"/>
               </w:rPr>
               <w:t xml:space="preserve">  I need a little help</w:t>
@@ -1688,7 +1693,7 @@
               <w:rPr>
                 <w:rFonts w:ascii="Avenir Next" w:hAnsi="Avenir Next" w:cs="Avenir Next" w:eastAsia="Avenir Next"/>
                 <w:color w:val="1A1A1A"/>
-                <w:sz w:val="17"/>
+                <w:sz w:val="22"/>
                 <w:szCs w:val="17"/>
               </w:rPr>
               <w:t xml:space="preserve">  I have a question about #</w:t>
@@ -1726,7 +1731,7 @@
         <w:rPr>
           <w:rFonts w:ascii="Avenir Next" w:hAnsi="Avenir Next" w:cs="Avenir Next" w:eastAsia="Avenir Next"/>
           <w:color w:val="5A5F66"/>
-          <w:sz w:val="17"/>
+          <w:sz w:val="22"/>
           <w:szCs w:val="17"/>
         </w:rPr>
         <w:t xml:space="preserve">Ask 5 people at home how many letters are in their first name. Find the median.</w:t>
@@ -1746,10 +1751,28 @@
         <w:rPr>
           <w:rFonts w:ascii="Avenir Next" w:hAnsi="Avenir Next" w:cs="Avenir Next" w:eastAsia="Avenir Next"/>
           <w:color w:val="1A1A1A"/>
+          <w:sz w:val="22"/>
+          <w:szCs w:val="20"/>
+        </w:rPr>
+        <w:t xml:space="preserve">Name</w:t>
+      </w:r>
+      <w:r>
+        <w:rPr>
+          <w:rFonts w:ascii="Avenir Next" w:hAnsi="Avenir Next" w:cs="Avenir Next" w:eastAsia="Avenir Next"/>
+          <w:color w:val="1A1A1A"/>
           <w:sz w:val="20"/>
           <w:szCs w:val="20"/>
         </w:rPr>
-        <w:t xml:space="preserve">Name</w:t>
+        <w:tab/>
+      </w:r>
+      <w:r>
+        <w:rPr>
+          <w:rFonts w:ascii="Avenir Next" w:hAnsi="Avenir Next" w:cs="Avenir Next" w:eastAsia="Avenir Next"/>
+          <w:color w:val="1A1A1A"/>
+          <w:sz w:val="22"/>
+          <w:szCs w:val="20"/>
+        </w:rPr>
+        <w:t xml:space="preserve">   Date</w:t>
       </w:r>
       <w:r>
         <w:rPr>
@@ -1764,25 +1787,7 @@
         <w:rPr>
           <w:rFonts w:ascii="Avenir Next" w:hAnsi="Avenir Next" w:cs="Avenir Next" w:eastAsia="Avenir Next"/>
           <w:color w:val="1A1A1A"/>
-          <w:sz w:val="20"/>
-          <w:szCs w:val="20"/>
-        </w:rPr>
-        <w:t xml:space="preserve">   Date</w:t>
-      </w:r>
-      <w:r>
-        <w:rPr>
-          <w:rFonts w:ascii="Avenir Next" w:hAnsi="Avenir Next" w:cs="Avenir Next" w:eastAsia="Avenir Next"/>
-          <w:color w:val="1A1A1A"/>
-          <w:sz w:val="20"/>
-          <w:szCs w:val="20"/>
-        </w:rPr>
-        <w:tab/>
-      </w:r>
-      <w:r>
-        <w:rPr>
-          <w:rFonts w:ascii="Avenir Next" w:hAnsi="Avenir Next" w:cs="Avenir Next" w:eastAsia="Avenir Next"/>
-          <w:color w:val="1A1A1A"/>
-          <w:sz w:val="20"/>
+          <w:sz w:val="22"/>
           <w:szCs w:val="20"/>
         </w:rPr>
         <w:t xml:space="preserve">   Period</w:t>
@@ -1809,7 +1814,7 @@
           <w:caps/>
           <w:color w:val="003A70"/>
           <w:spacing w:val="12"/>
-          <w:sz w:val="19"/>
+          <w:sz w:val="22"/>
           <w:szCs w:val="19"/>
         </w:rPr>
         <w:t xml:space="preserve">Lesson 2-3  ·  Homework Packet  ·  Sheet 2 of 2</w:t>
@@ -1817,6 +1822,7 @@
     </w:p>
     <w:p>
       <w:pPr>
+        <w:pStyle w:val="Heading1"/>
         <w:keepNext/>
         <w:spacing w:before="0" w:after="0" w:line="240" w:lineRule="auto"/>
       </w:pPr>
@@ -1842,7 +1848,7 @@
         <w:rPr>
           <w:rFonts w:ascii="Avenir Next" w:hAnsi="Avenir Next" w:cs="Avenir Next" w:eastAsia="Avenir Next"/>
           <w:color w:val="5A5F66"/>
-          <w:sz w:val="17"/>
+          <w:sz w:val="22"/>
           <w:szCs w:val="17"/>
         </w:rPr>
         <w:t xml:space="preserve">Maryland Standard 6.SP.B.5c   ·   Learning target — I can find the median of a data set with an even number of values by averaging the two middle values.</w:t>
@@ -1889,6 +1895,7 @@
           </w:tcPr>
           <w:p>
             <w:pPr>
+              <w:pStyle w:val="Heading2"/>
               <w:spacing w:before="0" w:after="0" w:line="240" w:lineRule="auto"/>
             </w:pPr>
             <w:r>
@@ -1916,63 +1923,63 @@
                 <w:rFonts w:ascii="Avenir Next" w:hAnsi="Avenir Next" w:cs="Avenir Next" w:eastAsia="Avenir Next"/>
                 <w:b/>
                 <w:color w:val="003A70"/>
+                <w:sz w:val="22"/>
+                <w:szCs w:val="18"/>
+              </w:rPr>
+              <w:t xml:space="preserve">•</w:t>
+            </w:r>
+            <w:r>
+              <w:rPr>
+                <w:rFonts w:ascii="Avenir Next" w:hAnsi="Avenir Next" w:cs="Avenir Next" w:eastAsia="Avenir Next"/>
+                <w:color w:val="1A1A1A"/>
                 <w:sz w:val="18"/>
                 <w:szCs w:val="18"/>
               </w:rPr>
-              <w:t xml:space="preserve">•</w:t>
-            </w:r>
-            <w:r>
-              <w:rPr>
-                <w:rFonts w:ascii="Avenir Next" w:hAnsi="Avenir Next" w:cs="Avenir Next" w:eastAsia="Avenir Next"/>
-                <w:color w:val="1A1A1A"/>
-                <w:sz w:val="18"/>
+              <w:tab/>
+            </w:r>
+            <w:r>
+              <w:rPr>
+                <w:rFonts w:ascii="Avenir Next" w:hAnsi="Avenir Next" w:cs="Avenir Next" w:eastAsia="Avenir Next"/>
+                <w:color w:val="1A1A1A"/>
+                <w:sz w:val="22"/>
                 <w:szCs w:val="18"/>
               </w:rPr>
-              <w:tab/>
-            </w:r>
-            <w:r>
-              <w:rPr>
-                <w:rFonts w:ascii="Avenir Next" w:hAnsi="Avenir Next" w:cs="Avenir Next" w:eastAsia="Avenir Next"/>
-                <w:color w:val="1A1A1A"/>
-                <w:sz w:val="18"/>
+              <w:t xml:space="preserve">With an </w:t>
+            </w:r>
+            <w:r>
+              <w:rPr>
+                <w:rFonts w:ascii="Avenir Next" w:hAnsi="Avenir Next" w:cs="Avenir Next" w:eastAsia="Avenir Next"/>
+                <w:b/>
+                <w:color w:val="1A1A1A"/>
+                <w:sz w:val="22"/>
                 <w:szCs w:val="18"/>
               </w:rPr>
-              <w:t xml:space="preserve">With an </w:t>
-            </w:r>
-            <w:r>
-              <w:rPr>
-                <w:rFonts w:ascii="Avenir Next" w:hAnsi="Avenir Next" w:cs="Avenir Next" w:eastAsia="Avenir Next"/>
-                <w:b/>
-                <w:color w:val="1A1A1A"/>
-                <w:sz w:val="18"/>
+              <w:t xml:space="preserve">even</w:t>
+            </w:r>
+            <w:r>
+              <w:rPr>
+                <w:rFonts w:ascii="Avenir Next" w:hAnsi="Avenir Next" w:cs="Avenir Next" w:eastAsia="Avenir Next"/>
+                <w:color w:val="1A1A1A"/>
+                <w:sz w:val="22"/>
                 <w:szCs w:val="18"/>
               </w:rPr>
-              <w:t xml:space="preserve">even</w:t>
-            </w:r>
-            <w:r>
-              <w:rPr>
-                <w:rFonts w:ascii="Avenir Next" w:hAnsi="Avenir Next" w:cs="Avenir Next" w:eastAsia="Avenir Next"/>
-                <w:color w:val="1A1A1A"/>
-                <w:sz w:val="18"/>
+              <w:t xml:space="preserve"> number of values, there are </w:t>
+            </w:r>
+            <w:r>
+              <w:rPr>
+                <w:rFonts w:ascii="Avenir Next" w:hAnsi="Avenir Next" w:cs="Avenir Next" w:eastAsia="Avenir Next"/>
+                <w:b/>
+                <w:color w:val="1A1A1A"/>
+                <w:sz w:val="22"/>
                 <w:szCs w:val="18"/>
               </w:rPr>
-              <w:t xml:space="preserve"> number of values, there are </w:t>
-            </w:r>
-            <w:r>
-              <w:rPr>
-                <w:rFonts w:ascii="Avenir Next" w:hAnsi="Avenir Next" w:cs="Avenir Next" w:eastAsia="Avenir Next"/>
-                <w:b/>
-                <w:color w:val="1A1A1A"/>
-                <w:sz w:val="18"/>
-                <w:szCs w:val="18"/>
-              </w:rPr>
               <w:t xml:space="preserve">two middle values</w:t>
             </w:r>
             <w:r>
               <w:rPr>
                 <w:rFonts w:ascii="Avenir Next" w:hAnsi="Avenir Next" w:cs="Avenir Next" w:eastAsia="Avenir Next"/>
                 <w:color w:val="1A1A1A"/>
-                <w:sz w:val="18"/>
+                <w:sz w:val="22"/>
                 <w:szCs w:val="18"/>
               </w:rPr>
               <w:t xml:space="preserve">.</w:t>
@@ -1991,44 +1998,44 @@
                 <w:rFonts w:ascii="Avenir Next" w:hAnsi="Avenir Next" w:cs="Avenir Next" w:eastAsia="Avenir Next"/>
                 <w:b/>
                 <w:color w:val="003A70"/>
+                <w:sz w:val="22"/>
+                <w:szCs w:val="18"/>
+              </w:rPr>
+              <w:t xml:space="preserve">•</w:t>
+            </w:r>
+            <w:r>
+              <w:rPr>
+                <w:rFonts w:ascii="Avenir Next" w:hAnsi="Avenir Next" w:cs="Avenir Next" w:eastAsia="Avenir Next"/>
+                <w:color w:val="1A1A1A"/>
                 <w:sz w:val="18"/>
                 <w:szCs w:val="18"/>
               </w:rPr>
-              <w:t xml:space="preserve">•</w:t>
-            </w:r>
-            <w:r>
-              <w:rPr>
-                <w:rFonts w:ascii="Avenir Next" w:hAnsi="Avenir Next" w:cs="Avenir Next" w:eastAsia="Avenir Next"/>
-                <w:color w:val="1A1A1A"/>
-                <w:sz w:val="18"/>
+              <w:tab/>
+            </w:r>
+            <w:r>
+              <w:rPr>
+                <w:rFonts w:ascii="Avenir Next" w:hAnsi="Avenir Next" w:cs="Avenir Next" w:eastAsia="Avenir Next"/>
+                <w:color w:val="1A1A1A"/>
+                <w:sz w:val="22"/>
                 <w:szCs w:val="18"/>
               </w:rPr>
-              <w:tab/>
-            </w:r>
-            <w:r>
-              <w:rPr>
-                <w:rFonts w:ascii="Avenir Next" w:hAnsi="Avenir Next" w:cs="Avenir Next" w:eastAsia="Avenir Next"/>
-                <w:color w:val="1A1A1A"/>
-                <w:sz w:val="18"/>
+              <w:t xml:space="preserve">The median is halfway between them: </w:t>
+            </w:r>
+            <w:r>
+              <w:rPr>
+                <w:rFonts w:ascii="Avenir Next" w:hAnsi="Avenir Next" w:cs="Avenir Next" w:eastAsia="Avenir Next"/>
+                <w:b/>
+                <w:color w:val="1A1A1A"/>
+                <w:sz w:val="22"/>
                 <w:szCs w:val="18"/>
               </w:rPr>
-              <w:t xml:space="preserve">The median is halfway between them: </w:t>
-            </w:r>
-            <w:r>
-              <w:rPr>
-                <w:rFonts w:ascii="Avenir Next" w:hAnsi="Avenir Next" w:cs="Avenir Next" w:eastAsia="Avenir Next"/>
-                <w:b/>
-                <w:color w:val="1A1A1A"/>
-                <w:sz w:val="18"/>
-                <w:szCs w:val="18"/>
-              </w:rPr>
               <w:t xml:space="preserve">add the two, then divide by 2</w:t>
             </w:r>
             <w:r>
               <w:rPr>
                 <w:rFonts w:ascii="Avenir Next" w:hAnsi="Avenir Next" w:cs="Avenir Next" w:eastAsia="Avenir Next"/>
                 <w:color w:val="1A1A1A"/>
-                <w:sz w:val="18"/>
+                <w:sz w:val="22"/>
                 <w:szCs w:val="18"/>
               </w:rPr>
               <w:t xml:space="preserve">.</w:t>
@@ -2047,25 +2054,25 @@
                 <w:rFonts w:ascii="Avenir Next" w:hAnsi="Avenir Next" w:cs="Avenir Next" w:eastAsia="Avenir Next"/>
                 <w:b/>
                 <w:color w:val="003A70"/>
+                <w:sz w:val="22"/>
+                <w:szCs w:val="18"/>
+              </w:rPr>
+              <w:t xml:space="preserve">•</w:t>
+            </w:r>
+            <w:r>
+              <w:rPr>
+                <w:rFonts w:ascii="Avenir Next" w:hAnsi="Avenir Next" w:cs="Avenir Next" w:eastAsia="Avenir Next"/>
+                <w:color w:val="1A1A1A"/>
                 <w:sz w:val="18"/>
                 <w:szCs w:val="18"/>
               </w:rPr>
-              <w:t xml:space="preserve">•</w:t>
-            </w:r>
-            <w:r>
-              <w:rPr>
-                <w:rFonts w:ascii="Avenir Next" w:hAnsi="Avenir Next" w:cs="Avenir Next" w:eastAsia="Avenir Next"/>
-                <w:color w:val="1A1A1A"/>
-                <w:sz w:val="18"/>
-                <w:szCs w:val="18"/>
-              </w:rPr>
               <w:tab/>
             </w:r>
             <w:r>
               <w:rPr>
                 <w:rFonts w:ascii="Avenir Next" w:hAnsi="Avenir Next" w:cs="Avenir Next" w:eastAsia="Avenir Next"/>
                 <w:color w:val="1A1A1A"/>
-                <w:sz w:val="18"/>
+                <w:sz w:val="22"/>
                 <w:szCs w:val="18"/>
               </w:rPr>
               <w:t xml:space="preserve">The median does not have to be a data value.</w:t>
@@ -2080,6 +2087,7 @@
           </w:tcPr>
           <w:p>
             <w:pPr>
+              <w:pStyle w:val="Heading2"/>
               <w:spacing w:before="0" w:after="0" w:line="240" w:lineRule="auto"/>
             </w:pPr>
             <w:r>
@@ -2102,7 +2110,7 @@
               <w:rPr>
                 <w:rFonts w:ascii="Avenir Next" w:hAnsi="Avenir Next" w:cs="Avenir Next" w:eastAsia="Avenir Next"/>
                 <w:color w:val="1A1A1A"/>
-                <w:sz w:val="17"/>
+                <w:sz w:val="22"/>
                 <w:szCs w:val="17"/>
               </w:rPr>
               <w:t xml:space="preserve">Find the median of 12, 7, 15, 10, 20, 9.</w:t>
@@ -2121,25 +2129,25 @@
                 <w:rFonts w:ascii="Avenir Next" w:hAnsi="Avenir Next" w:cs="Avenir Next" w:eastAsia="Avenir Next"/>
                 <w:b/>
                 <w:color w:val="003A70"/>
+                <w:sz w:val="22"/>
+                <w:szCs w:val="17"/>
+              </w:rPr>
+              <w:t xml:space="preserve">Step 1</w:t>
+            </w:r>
+            <w:r>
+              <w:rPr>
+                <w:rFonts w:ascii="Avenir Next" w:hAnsi="Avenir Next" w:cs="Avenir Next" w:eastAsia="Avenir Next"/>
+                <w:color w:val="1A1A1A"/>
                 <w:sz w:val="17"/>
                 <w:szCs w:val="17"/>
               </w:rPr>
-              <w:t xml:space="preserve">Step 1</w:t>
-            </w:r>
-            <w:r>
-              <w:rPr>
-                <w:rFonts w:ascii="Avenir Next" w:hAnsi="Avenir Next" w:cs="Avenir Next" w:eastAsia="Avenir Next"/>
-                <w:color w:val="1A1A1A"/>
-                <w:sz w:val="17"/>
-                <w:szCs w:val="17"/>
-              </w:rPr>
               <w:tab/>
             </w:r>
             <w:r>
               <w:rPr>
                 <w:rFonts w:ascii="Avenir Next" w:hAnsi="Avenir Next" w:cs="Avenir Next" w:eastAsia="Avenir Next"/>
                 <w:color w:val="1A1A1A"/>
-                <w:sz w:val="17"/>
+                <w:sz w:val="22"/>
                 <w:szCs w:val="17"/>
               </w:rPr>
               <w:t xml:space="preserve">Order: 7, 9, 10, 12, 15, 20</w:t>
@@ -2158,25 +2166,25 @@
                 <w:rFonts w:ascii="Avenir Next" w:hAnsi="Avenir Next" w:cs="Avenir Next" w:eastAsia="Avenir Next"/>
                 <w:b/>
                 <w:color w:val="003A70"/>
+                <w:sz w:val="22"/>
+                <w:szCs w:val="17"/>
+              </w:rPr>
+              <w:t xml:space="preserve">Step 2</w:t>
+            </w:r>
+            <w:r>
+              <w:rPr>
+                <w:rFonts w:ascii="Avenir Next" w:hAnsi="Avenir Next" w:cs="Avenir Next" w:eastAsia="Avenir Next"/>
+                <w:color w:val="1A1A1A"/>
                 <w:sz w:val="17"/>
                 <w:szCs w:val="17"/>
               </w:rPr>
-              <w:t xml:space="preserve">Step 2</w:t>
-            </w:r>
-            <w:r>
-              <w:rPr>
-                <w:rFonts w:ascii="Avenir Next" w:hAnsi="Avenir Next" w:cs="Avenir Next" w:eastAsia="Avenir Next"/>
-                <w:color w:val="1A1A1A"/>
-                <w:sz w:val="17"/>
-                <w:szCs w:val="17"/>
-              </w:rPr>
               <w:tab/>
             </w:r>
             <w:r>
               <w:rPr>
                 <w:rFonts w:ascii="Avenir Next" w:hAnsi="Avenir Next" w:cs="Avenir Next" w:eastAsia="Avenir Next"/>
                 <w:color w:val="1A1A1A"/>
-                <w:sz w:val="17"/>
+                <w:sz w:val="22"/>
                 <w:szCs w:val="17"/>
               </w:rPr>
               <w:t xml:space="preserve">Two middle values: 10 and 12</w:t>
@@ -2195,25 +2203,25 @@
                 <w:rFonts w:ascii="Avenir Next" w:hAnsi="Avenir Next" w:cs="Avenir Next" w:eastAsia="Avenir Next"/>
                 <w:b/>
                 <w:color w:val="003A70"/>
+                <w:sz w:val="22"/>
+                <w:szCs w:val="17"/>
+              </w:rPr>
+              <w:t xml:space="preserve">Step 3</w:t>
+            </w:r>
+            <w:r>
+              <w:rPr>
+                <w:rFonts w:ascii="Avenir Next" w:hAnsi="Avenir Next" w:cs="Avenir Next" w:eastAsia="Avenir Next"/>
+                <w:color w:val="1A1A1A"/>
                 <w:sz w:val="17"/>
                 <w:szCs w:val="17"/>
               </w:rPr>
-              <w:t xml:space="preserve">Step 3</w:t>
-            </w:r>
-            <w:r>
-              <w:rPr>
-                <w:rFonts w:ascii="Avenir Next" w:hAnsi="Avenir Next" w:cs="Avenir Next" w:eastAsia="Avenir Next"/>
-                <w:color w:val="1A1A1A"/>
-                <w:sz w:val="17"/>
-                <w:szCs w:val="17"/>
-              </w:rPr>
               <w:tab/>
             </w:r>
             <w:r>
               <w:rPr>
                 <w:rFonts w:ascii="Avenir Next" w:hAnsi="Avenir Next" w:cs="Avenir Next" w:eastAsia="Avenir Next"/>
                 <w:color w:val="1A1A1A"/>
-                <w:sz w:val="17"/>
+                <w:sz w:val="22"/>
                 <w:szCs w:val="17"/>
               </w:rPr>
               <w:t xml:space="preserve">(10 + 12) ÷ 2 = 22 ÷ 2 = 11</w:t>
@@ -2232,18 +2240,18 @@
                 <w:rFonts w:ascii="Avenir Next" w:hAnsi="Avenir Next" w:cs="Avenir Next" w:eastAsia="Avenir Next"/>
                 <w:b/>
                 <w:color w:val="1A1A1A"/>
+                <w:sz w:val="22"/>
+                <w:szCs w:val="17"/>
+              </w:rPr>
+              <w:t xml:space="preserve">Answer</w:t>
+            </w:r>
+            <w:r>
+              <w:rPr>
+                <w:rFonts w:ascii="Avenir Next" w:hAnsi="Avenir Next" w:cs="Avenir Next" w:eastAsia="Avenir Next"/>
+                <w:color w:val="1A1A1A"/>
                 <w:sz w:val="17"/>
                 <w:szCs w:val="17"/>
               </w:rPr>
-              <w:t xml:space="preserve">Answer</w:t>
-            </w:r>
-            <w:r>
-              <w:rPr>
-                <w:rFonts w:ascii="Avenir Next" w:hAnsi="Avenir Next" w:cs="Avenir Next" w:eastAsia="Avenir Next"/>
-                <w:color w:val="1A1A1A"/>
-                <w:sz w:val="17"/>
-                <w:szCs w:val="17"/>
-              </w:rPr>
               <w:tab/>
             </w:r>
             <w:r>
@@ -2251,7 +2259,7 @@
                 <w:rFonts w:ascii="Avenir Next" w:hAnsi="Avenir Next" w:cs="Avenir Next" w:eastAsia="Avenir Next"/>
                 <w:b/>
                 <w:color w:val="1A1A1A"/>
-                <w:sz w:val="17"/>
+                <w:sz w:val="22"/>
                 <w:szCs w:val="17"/>
               </w:rPr>
               <w:t xml:space="preserve">Median = 11</w:t>
@@ -2262,6 +2270,7 @@
     </w:tbl>
     <w:p>
       <w:pPr>
+        <w:pStyle w:val="Heading2"/>
         <w:keepNext/>
         <w:pBdr>
           <w:bottom w:val="single" w:sz="8" w:space="3" w:color="003A70"/>
@@ -2277,7 +2286,7 @@
           <w:b/>
           <w:color w:val="003A70"/>
           <w:spacing w:val="14"/>
-          <w:sz w:val="19"/>
+          <w:sz w:val="22"/>
           <w:szCs w:val="19"/>
         </w:rPr>
         <w:t xml:space="preserve">PRACTICE</w:t>
@@ -2296,7 +2305,7 @@
           <w:rFonts w:ascii="Avenir Next" w:hAnsi="Avenir Next" w:cs="Avenir Next" w:eastAsia="Avenir Next"/>
           <w:i/>
           <w:color w:val="5A5F66"/>
-          <w:sz w:val="17"/>
+          <w:sz w:val="22"/>
           <w:szCs w:val="17"/>
         </w:rPr>
         <w:t xml:space="preserve">show your work · label units</w:t>
@@ -2316,25 +2325,25 @@
           <w:rFonts w:ascii="Avenir Next" w:hAnsi="Avenir Next" w:cs="Avenir Next" w:eastAsia="Avenir Next"/>
           <w:b/>
           <w:color w:val="1A1A1A"/>
+          <w:sz w:val="22"/>
+          <w:szCs w:val="20"/>
+        </w:rPr>
+        <w:t xml:space="preserve">1.</w:t>
+      </w:r>
+      <w:r>
+        <w:rPr>
+          <w:rFonts w:ascii="Avenir Next" w:hAnsi="Avenir Next" w:cs="Avenir Next" w:eastAsia="Avenir Next"/>
+          <w:color w:val="1A1A1A"/>
           <w:sz w:val="20"/>
           <w:szCs w:val="20"/>
         </w:rPr>
-        <w:t xml:space="preserve">1.</w:t>
-      </w:r>
-      <w:r>
-        <w:rPr>
-          <w:rFonts w:ascii="Avenir Next" w:hAnsi="Avenir Next" w:cs="Avenir Next" w:eastAsia="Avenir Next"/>
-          <w:color w:val="1A1A1A"/>
-          <w:sz w:val="20"/>
-          <w:szCs w:val="20"/>
-        </w:rPr>
         <w:tab/>
       </w:r>
       <w:r>
         <w:rPr>
           <w:rFonts w:ascii="Avenir Next" w:hAnsi="Avenir Next" w:cs="Avenir Next" w:eastAsia="Avenir Next"/>
           <w:color w:val="1A1A1A"/>
-          <w:sz w:val="20"/>
+          <w:sz w:val="22"/>
           <w:szCs w:val="20"/>
         </w:rPr>
         <w:t xml:space="preserve">Find the median of each data set.</w:t>
@@ -2389,25 +2398,25 @@
                 <w:rFonts w:ascii="Avenir Next" w:hAnsi="Avenir Next" w:cs="Avenir Next" w:eastAsia="Avenir Next"/>
                 <w:b/>
                 <w:color w:val="003A70"/>
+                <w:sz w:val="22"/>
+                <w:szCs w:val="20"/>
+              </w:rPr>
+              <w:t xml:space="preserve">a.</w:t>
+            </w:r>
+            <w:r>
+              <w:rPr>
+                <w:rFonts w:ascii="Avenir Next" w:hAnsi="Avenir Next" w:cs="Avenir Next" w:eastAsia="Avenir Next"/>
+                <w:color w:val="1A1A1A"/>
                 <w:sz w:val="20"/>
                 <w:szCs w:val="20"/>
               </w:rPr>
-              <w:t xml:space="preserve">a.</w:t>
-            </w:r>
-            <w:r>
-              <w:rPr>
-                <w:rFonts w:ascii="Avenir Next" w:hAnsi="Avenir Next" w:cs="Avenir Next" w:eastAsia="Avenir Next"/>
-                <w:color w:val="1A1A1A"/>
-                <w:sz w:val="20"/>
-                <w:szCs w:val="20"/>
-              </w:rPr>
               <w:tab/>
             </w:r>
             <w:r>
               <w:rPr>
                 <w:rFonts w:ascii="Avenir Next" w:hAnsi="Avenir Next" w:cs="Avenir Next" w:eastAsia="Avenir Next"/>
                 <w:color w:val="1A1A1A"/>
-                <w:sz w:val="20"/>
+                <w:sz w:val="22"/>
                 <w:szCs w:val="20"/>
               </w:rPr>
               <w:t xml:space="preserve">3, 9, 5, 7</w:t>
@@ -2451,25 +2460,25 @@
                 <w:rFonts w:ascii="Avenir Next" w:hAnsi="Avenir Next" w:cs="Avenir Next" w:eastAsia="Avenir Next"/>
                 <w:b/>
                 <w:color w:val="003A70"/>
+                <w:sz w:val="22"/>
+                <w:szCs w:val="20"/>
+              </w:rPr>
+              <w:t xml:space="preserve">b.</w:t>
+            </w:r>
+            <w:r>
+              <w:rPr>
+                <w:rFonts w:ascii="Avenir Next" w:hAnsi="Avenir Next" w:cs="Avenir Next" w:eastAsia="Avenir Next"/>
+                <w:color w:val="1A1A1A"/>
                 <w:sz w:val="20"/>
                 <w:szCs w:val="20"/>
               </w:rPr>
-              <w:t xml:space="preserve">b.</w:t>
-            </w:r>
-            <w:r>
-              <w:rPr>
-                <w:rFonts w:ascii="Avenir Next" w:hAnsi="Avenir Next" w:cs="Avenir Next" w:eastAsia="Avenir Next"/>
-                <w:color w:val="1A1A1A"/>
-                <w:sz w:val="20"/>
-                <w:szCs w:val="20"/>
-              </w:rPr>
               <w:tab/>
             </w:r>
             <w:r>
               <w:rPr>
                 <w:rFonts w:ascii="Avenir Next" w:hAnsi="Avenir Next" w:cs="Avenir Next" w:eastAsia="Avenir Next"/>
                 <w:color w:val="1A1A1A"/>
-                <w:sz w:val="20"/>
+                <w:sz w:val="22"/>
                 <w:szCs w:val="20"/>
               </w:rPr>
               <w:t xml:space="preserve">20, 14, 18, 12</w:t>
@@ -2519,25 +2528,25 @@
                 <w:rFonts w:ascii="Avenir Next" w:hAnsi="Avenir Next" w:cs="Avenir Next" w:eastAsia="Avenir Next"/>
                 <w:b/>
                 <w:color w:val="003A70"/>
+                <w:sz w:val="22"/>
+                <w:szCs w:val="20"/>
+              </w:rPr>
+              <w:t xml:space="preserve">c.</w:t>
+            </w:r>
+            <w:r>
+              <w:rPr>
+                <w:rFonts w:ascii="Avenir Next" w:hAnsi="Avenir Next" w:cs="Avenir Next" w:eastAsia="Avenir Next"/>
+                <w:color w:val="1A1A1A"/>
                 <w:sz w:val="20"/>
                 <w:szCs w:val="20"/>
               </w:rPr>
-              <w:t xml:space="preserve">c.</w:t>
-            </w:r>
-            <w:r>
-              <w:rPr>
-                <w:rFonts w:ascii="Avenir Next" w:hAnsi="Avenir Next" w:cs="Avenir Next" w:eastAsia="Avenir Next"/>
-                <w:color w:val="1A1A1A"/>
-                <w:sz w:val="20"/>
-                <w:szCs w:val="20"/>
-              </w:rPr>
               <w:tab/>
             </w:r>
             <w:r>
               <w:rPr>
                 <w:rFonts w:ascii="Avenir Next" w:hAnsi="Avenir Next" w:cs="Avenir Next" w:eastAsia="Avenir Next"/>
                 <w:color w:val="1A1A1A"/>
-                <w:sz w:val="20"/>
+                <w:sz w:val="22"/>
                 <w:szCs w:val="20"/>
               </w:rPr>
               <w:t xml:space="preserve">11, 6, 9, 4, 13, 8</w:t>
@@ -2581,25 +2590,25 @@
                 <w:rFonts w:ascii="Avenir Next" w:hAnsi="Avenir Next" w:cs="Avenir Next" w:eastAsia="Avenir Next"/>
                 <w:b/>
                 <w:color w:val="003A70"/>
+                <w:sz w:val="22"/>
+                <w:szCs w:val="20"/>
+              </w:rPr>
+              <w:t xml:space="preserve">d.</w:t>
+            </w:r>
+            <w:r>
+              <w:rPr>
+                <w:rFonts w:ascii="Avenir Next" w:hAnsi="Avenir Next" w:cs="Avenir Next" w:eastAsia="Avenir Next"/>
+                <w:color w:val="1A1A1A"/>
                 <w:sz w:val="20"/>
                 <w:szCs w:val="20"/>
               </w:rPr>
-              <w:t xml:space="preserve">d.</w:t>
-            </w:r>
-            <w:r>
-              <w:rPr>
-                <w:rFonts w:ascii="Avenir Next" w:hAnsi="Avenir Next" w:cs="Avenir Next" w:eastAsia="Avenir Next"/>
-                <w:color w:val="1A1A1A"/>
-                <w:sz w:val="20"/>
-                <w:szCs w:val="20"/>
-              </w:rPr>
               <w:tab/>
             </w:r>
             <w:r>
               <w:rPr>
                 <w:rFonts w:ascii="Avenir Next" w:hAnsi="Avenir Next" w:cs="Avenir Next" w:eastAsia="Avenir Next"/>
                 <w:color w:val="1A1A1A"/>
-                <w:sz w:val="20"/>
+                <w:sz w:val="22"/>
                 <w:szCs w:val="20"/>
               </w:rPr>
               <w:t xml:space="preserve">30, 45, 35, 50, 40, 25</w:t>
@@ -2649,25 +2658,25 @@
                 <w:rFonts w:ascii="Avenir Next" w:hAnsi="Avenir Next" w:cs="Avenir Next" w:eastAsia="Avenir Next"/>
                 <w:b/>
                 <w:color w:val="003A70"/>
+                <w:sz w:val="22"/>
+                <w:szCs w:val="20"/>
+              </w:rPr>
+              <w:t xml:space="preserve">e.</w:t>
+            </w:r>
+            <w:r>
+              <w:rPr>
+                <w:rFonts w:ascii="Avenir Next" w:hAnsi="Avenir Next" w:cs="Avenir Next" w:eastAsia="Avenir Next"/>
+                <w:color w:val="1A1A1A"/>
                 <w:sz w:val="20"/>
                 <w:szCs w:val="20"/>
               </w:rPr>
-              <w:t xml:space="preserve">e.</w:t>
-            </w:r>
-            <w:r>
-              <w:rPr>
-                <w:rFonts w:ascii="Avenir Next" w:hAnsi="Avenir Next" w:cs="Avenir Next" w:eastAsia="Avenir Next"/>
-                <w:color w:val="1A1A1A"/>
-                <w:sz w:val="20"/>
-                <w:szCs w:val="20"/>
-              </w:rPr>
               <w:tab/>
             </w:r>
             <w:r>
               <w:rPr>
                 <w:rFonts w:ascii="Avenir Next" w:hAnsi="Avenir Next" w:cs="Avenir Next" w:eastAsia="Avenir Next"/>
                 <w:color w:val="1A1A1A"/>
-                <w:sz w:val="20"/>
+                <w:sz w:val="22"/>
                 <w:szCs w:val="20"/>
               </w:rPr>
               <w:t xml:space="preserve">16, 9, 21, 12, 30, 14, 25, 10</w:t>
@@ -2711,25 +2720,25 @@
                 <w:rFonts w:ascii="Avenir Next" w:hAnsi="Avenir Next" w:cs="Avenir Next" w:eastAsia="Avenir Next"/>
                 <w:b/>
                 <w:color w:val="003A70"/>
+                <w:sz w:val="22"/>
+                <w:szCs w:val="20"/>
+              </w:rPr>
+              <w:t xml:space="preserve">f.</w:t>
+            </w:r>
+            <w:r>
+              <w:rPr>
+                <w:rFonts w:ascii="Avenir Next" w:hAnsi="Avenir Next" w:cs="Avenir Next" w:eastAsia="Avenir Next"/>
+                <w:color w:val="1A1A1A"/>
                 <w:sz w:val="20"/>
                 <w:szCs w:val="20"/>
               </w:rPr>
-              <w:t xml:space="preserve">f.</w:t>
-            </w:r>
-            <w:r>
-              <w:rPr>
-                <w:rFonts w:ascii="Avenir Next" w:hAnsi="Avenir Next" w:cs="Avenir Next" w:eastAsia="Avenir Next"/>
-                <w:color w:val="1A1A1A"/>
-                <w:sz w:val="20"/>
-                <w:szCs w:val="20"/>
-              </w:rPr>
               <w:tab/>
             </w:r>
             <w:r>
               <w:rPr>
                 <w:rFonts w:ascii="Avenir Next" w:hAnsi="Avenir Next" w:cs="Avenir Next" w:eastAsia="Avenir Next"/>
                 <w:color w:val="1A1A1A"/>
-                <w:sz w:val="20"/>
+                <w:sz w:val="22"/>
                 <w:szCs w:val="20"/>
               </w:rPr>
               <w:t xml:space="preserve">5, 11, 8, 5</w:t>
@@ -2815,18 +2824,18 @@
                 <w:rFonts w:ascii="Avenir Next" w:hAnsi="Avenir Next" w:cs="Avenir Next" w:eastAsia="Avenir Next"/>
                 <w:b/>
                 <w:color w:val="1A1A1A"/>
+                <w:sz w:val="22"/>
+                <w:szCs w:val="20"/>
+              </w:rPr>
+              <w:t xml:space="preserve">2.</w:t>
+            </w:r>
+            <w:r>
+              <w:rPr>
+                <w:rFonts w:ascii="Avenir Next" w:hAnsi="Avenir Next" w:cs="Avenir Next" w:eastAsia="Avenir Next"/>
+                <w:color w:val="1A1A1A"/>
                 <w:sz w:val="20"/>
                 <w:szCs w:val="20"/>
               </w:rPr>
-              <w:t xml:space="preserve">2.</w:t>
-            </w:r>
-            <w:r>
-              <w:rPr>
-                <w:rFonts w:ascii="Avenir Next" w:hAnsi="Avenir Next" w:cs="Avenir Next" w:eastAsia="Avenir Next"/>
-                <w:color w:val="1A1A1A"/>
-                <w:sz w:val="20"/>
-                <w:szCs w:val="20"/>
-              </w:rPr>
               <w:tab/>
             </w:r>
             <w:r>
@@ -2834,7 +2843,7 @@
                 <w:rFonts w:ascii="Avenir Next" w:hAnsi="Avenir Next" w:cs="Avenir Next" w:eastAsia="Avenir Next"/>
                 <w:b/>
                 <w:color w:val="1A1A1A"/>
-                <w:sz w:val="20"/>
+                <w:sz w:val="22"/>
                 <w:szCs w:val="20"/>
               </w:rPr>
               <w:t xml:space="preserve">Cousins.  </w:t>
@@ -2843,7 +2852,7 @@
               <w:rPr>
                 <w:rFonts w:ascii="Avenir Next" w:hAnsi="Avenir Next" w:cs="Avenir Next" w:eastAsia="Avenir Next"/>
                 <w:color w:val="1A1A1A"/>
-                <w:sz w:val="20"/>
+                <w:sz w:val="22"/>
                 <w:szCs w:val="20"/>
               </w:rPr>
               <w:t xml:space="preserve">The dot plot shows how many cousins 10 students have.</w:t>
@@ -2863,25 +2872,25 @@
                 <w:rFonts w:ascii="Avenir Next" w:hAnsi="Avenir Next" w:cs="Avenir Next" w:eastAsia="Avenir Next"/>
                 <w:b/>
                 <w:color w:val="003A70"/>
+                <w:sz w:val="22"/>
+                <w:szCs w:val="20"/>
+              </w:rPr>
+              <w:t xml:space="preserve">a.</w:t>
+            </w:r>
+            <w:r>
+              <w:rPr>
+                <w:rFonts w:ascii="Avenir Next" w:hAnsi="Avenir Next" w:cs="Avenir Next" w:eastAsia="Avenir Next"/>
+                <w:color w:val="1A1A1A"/>
                 <w:sz w:val="20"/>
                 <w:szCs w:val="20"/>
               </w:rPr>
-              <w:t xml:space="preserve">a.</w:t>
-            </w:r>
-            <w:r>
-              <w:rPr>
-                <w:rFonts w:ascii="Avenir Next" w:hAnsi="Avenir Next" w:cs="Avenir Next" w:eastAsia="Avenir Next"/>
-                <w:color w:val="1A1A1A"/>
-                <w:sz w:val="20"/>
-                <w:szCs w:val="20"/>
-              </w:rPr>
               <w:tab/>
             </w:r>
             <w:r>
               <w:rPr>
                 <w:rFonts w:ascii="Avenir Next" w:hAnsi="Avenir Next" w:cs="Avenir Next" w:eastAsia="Avenir Next"/>
                 <w:color w:val="1A1A1A"/>
-                <w:sz w:val="20"/>
+                <w:sz w:val="22"/>
                 <w:szCs w:val="20"/>
               </w:rPr>
               <w:t xml:space="preserve">Two middle values:</w:t>
@@ -2920,25 +2929,25 @@
                 <w:rFonts w:ascii="Avenir Next" w:hAnsi="Avenir Next" w:cs="Avenir Next" w:eastAsia="Avenir Next"/>
                 <w:b/>
                 <w:color w:val="003A70"/>
+                <w:sz w:val="22"/>
+                <w:szCs w:val="20"/>
+              </w:rPr>
+              <w:t xml:space="preserve">b.</w:t>
+            </w:r>
+            <w:r>
+              <w:rPr>
+                <w:rFonts w:ascii="Avenir Next" w:hAnsi="Avenir Next" w:cs="Avenir Next" w:eastAsia="Avenir Next"/>
+                <w:color w:val="1A1A1A"/>
                 <w:sz w:val="20"/>
                 <w:szCs w:val="20"/>
               </w:rPr>
-              <w:t xml:space="preserve">b.</w:t>
-            </w:r>
-            <w:r>
-              <w:rPr>
-                <w:rFonts w:ascii="Avenir Next" w:hAnsi="Avenir Next" w:cs="Avenir Next" w:eastAsia="Avenir Next"/>
-                <w:color w:val="1A1A1A"/>
-                <w:sz w:val="20"/>
-                <w:szCs w:val="20"/>
-              </w:rPr>
               <w:tab/>
             </w:r>
             <w:r>
               <w:rPr>
                 <w:rFonts w:ascii="Avenir Next" w:hAnsi="Avenir Next" w:cs="Avenir Next" w:eastAsia="Avenir Next"/>
                 <w:color w:val="1A1A1A"/>
-                <w:sz w:val="20"/>
+                <w:sz w:val="22"/>
                 <w:szCs w:val="20"/>
               </w:rPr>
               <w:t xml:space="preserve">Median:</w:t>
@@ -2981,7 +2990,7 @@
               <w:drawing>
                 <wp:inline distT="0" distB="0" distL="0" distR="0">
                   <wp:extent cx="2743200" cy="1188720"/>
-                  <wp:docPr id="2" name="Figure 2"/>
+                  <wp:docPr id="2" name="Figure 2" descr="Dot plot. Horizontal axis: Number of Cousins, 0 to 6, ticks every 1. Dots by value: 0: 2; 1: 3; 2: 2; 3: 2; 5: 1"/>
                   <a:graphic xmlns:a="http://schemas.openxmlformats.org/drawingml/2006/main">
                     <a:graphicData uri="http://schemas.openxmlformats.org/drawingml/2006/picture">
                       <pic:pic xmlns:pic="http://schemas.openxmlformats.org/drawingml/2006/picture">
@@ -3033,18 +3042,18 @@
           <w:rFonts w:ascii="Avenir Next" w:hAnsi="Avenir Next" w:cs="Avenir Next" w:eastAsia="Avenir Next"/>
           <w:b/>
           <w:color w:val="1A1A1A"/>
+          <w:sz w:val="22"/>
+          <w:szCs w:val="20"/>
+        </w:rPr>
+        <w:t xml:space="preserve">3.</w:t>
+      </w:r>
+      <w:r>
+        <w:rPr>
+          <w:rFonts w:ascii="Avenir Next" w:hAnsi="Avenir Next" w:cs="Avenir Next" w:eastAsia="Avenir Next"/>
+          <w:color w:val="1A1A1A"/>
           <w:sz w:val="20"/>
           <w:szCs w:val="20"/>
         </w:rPr>
-        <w:t xml:space="preserve">3.</w:t>
-      </w:r>
-      <w:r>
-        <w:rPr>
-          <w:rFonts w:ascii="Avenir Next" w:hAnsi="Avenir Next" w:cs="Avenir Next" w:eastAsia="Avenir Next"/>
-          <w:color w:val="1A1A1A"/>
-          <w:sz w:val="20"/>
-          <w:szCs w:val="20"/>
-        </w:rPr>
         <w:tab/>
       </w:r>
       <w:r>
@@ -3052,7 +3061,7 @@
           <w:rFonts w:ascii="Avenir Next" w:hAnsi="Avenir Next" w:cs="Avenir Next" w:eastAsia="Avenir Next"/>
           <w:b/>
           <w:color w:val="1A1A1A"/>
-          <w:sz w:val="20"/>
+          <w:sz w:val="22"/>
           <w:szCs w:val="20"/>
         </w:rPr>
         <w:t xml:space="preserve">Puppies.  </w:t>
@@ -3061,7 +3070,7 @@
         <w:rPr>
           <w:rFonts w:ascii="Avenir Next" w:hAnsi="Avenir Next" w:cs="Avenir Next" w:eastAsia="Avenir Next"/>
           <w:color w:val="1A1A1A"/>
-          <w:sz w:val="20"/>
+          <w:sz w:val="22"/>
           <w:szCs w:val="20"/>
         </w:rPr>
         <w:t xml:space="preserve">Six puppies weigh 8, 12, 5, 15, 10, and 7 pounds. Find the median weight.</w:t>
@@ -3080,25 +3089,25 @@
           <w:rFonts w:ascii="Avenir Next" w:hAnsi="Avenir Next" w:cs="Avenir Next" w:eastAsia="Avenir Next"/>
           <w:b/>
           <w:color w:val="1A1A1A"/>
+          <w:sz w:val="22"/>
+          <w:szCs w:val="18"/>
+        </w:rPr>
+        <w:t xml:space="preserve">Answer</w:t>
+      </w:r>
+      <w:r>
+        <w:rPr>
+          <w:rFonts w:ascii="Avenir Next" w:hAnsi="Avenir Next" w:cs="Avenir Next" w:eastAsia="Avenir Next"/>
+          <w:color w:val="1A1A1A"/>
           <w:sz w:val="18"/>
           <w:szCs w:val="18"/>
         </w:rPr>
-        <w:t xml:space="preserve">Answer</w:t>
-      </w:r>
-      <w:r>
-        <w:rPr>
-          <w:rFonts w:ascii="Avenir Next" w:hAnsi="Avenir Next" w:cs="Avenir Next" w:eastAsia="Avenir Next"/>
-          <w:color w:val="1A1A1A"/>
-          <w:sz w:val="18"/>
-          <w:szCs w:val="18"/>
-        </w:rPr>
         <w:tab/>
       </w:r>
       <w:r>
         <w:rPr>
           <w:rFonts w:ascii="Avenir Next" w:hAnsi="Avenir Next" w:cs="Avenir Next" w:eastAsia="Avenir Next"/>
           <w:color w:val="1A1A1A"/>
-          <w:sz w:val="18"/>
+          <w:sz w:val="22"/>
           <w:szCs w:val="18"/>
         </w:rPr>
         <w:t xml:space="preserve">  pounds</w:t>
@@ -3123,10 +3132,38 @@
           <w:rFonts w:ascii="Avenir Next" w:hAnsi="Avenir Next" w:cs="Avenir Next" w:eastAsia="Avenir Next"/>
           <w:b/>
           <w:color w:val="1A1A1A"/>
+          <w:sz w:val="22"/>
+          <w:szCs w:val="20"/>
+        </w:rPr>
+        <w:t xml:space="preserve">4.</w:t>
+      </w:r>
+      <w:r>
+        <w:rPr>
+          <w:rFonts w:ascii="Avenir Next" w:hAnsi="Avenir Next" w:cs="Avenir Next" w:eastAsia="Avenir Next"/>
+          <w:color w:val="1A1A1A"/>
           <w:sz w:val="20"/>
           <w:szCs w:val="20"/>
         </w:rPr>
-        <w:t xml:space="preserve">4.</w:t>
+        <w:tab/>
+      </w:r>
+      <w:r>
+        <w:rPr>
+          <w:rFonts w:ascii="Avenir Next" w:hAnsi="Avenir Next" w:cs="Avenir Next" w:eastAsia="Avenir Next"/>
+          <w:b/>
+          <w:color w:val="1A1A1A"/>
+          <w:sz w:val="22"/>
+          <w:szCs w:val="20"/>
+        </w:rPr>
+        <w:t xml:space="preserve">Work Backward.  </w:t>
+      </w:r>
+      <w:r>
+        <w:rPr>
+          <w:rFonts w:ascii="Avenir Next" w:hAnsi="Avenir Next" w:cs="Avenir Next" w:eastAsia="Avenir Next"/>
+          <w:color w:val="1A1A1A"/>
+          <w:sz w:val="22"/>
+          <w:szCs w:val="20"/>
+        </w:rPr>
+        <w:t xml:space="preserve">Four values in order are 6, 10, </w:t>
       </w:r>
       <w:r>
         <w:rPr>
@@ -3134,34 +3171,6 @@
           <w:color w:val="1A1A1A"/>
           <w:sz w:val="20"/>
           <w:szCs w:val="20"/>
-        </w:rPr>
-        <w:tab/>
-      </w:r>
-      <w:r>
-        <w:rPr>
-          <w:rFonts w:ascii="Avenir Next" w:hAnsi="Avenir Next" w:cs="Avenir Next" w:eastAsia="Avenir Next"/>
-          <w:b/>
-          <w:color w:val="1A1A1A"/>
-          <w:sz w:val="20"/>
-          <w:szCs w:val="20"/>
-        </w:rPr>
-        <w:t xml:space="preserve">Work Backward.  </w:t>
-      </w:r>
-      <w:r>
-        <w:rPr>
-          <w:rFonts w:ascii="Avenir Next" w:hAnsi="Avenir Next" w:cs="Avenir Next" w:eastAsia="Avenir Next"/>
-          <w:color w:val="1A1A1A"/>
-          <w:sz w:val="20"/>
-          <w:szCs w:val="20"/>
-        </w:rPr>
-        <w:t xml:space="preserve">Four values in order are 6, 10, </w:t>
-      </w:r>
-      <w:r>
-        <w:rPr>
-          <w:rFonts w:ascii="Avenir Next" w:hAnsi="Avenir Next" w:cs="Avenir Next" w:eastAsia="Avenir Next"/>
-          <w:color w:val="1A1A1A"/>
-          <w:sz w:val="20"/>
-          <w:szCs w:val="20"/>
           <w:u w:val="single"/>
         </w:rPr>
         <w:t xml:space="preserve">      </w:t>
@@ -3170,7 +3179,7 @@
         <w:rPr>
           <w:rFonts w:ascii="Avenir Next" w:hAnsi="Avenir Next" w:cs="Avenir Next" w:eastAsia="Avenir Next"/>
           <w:color w:val="1A1A1A"/>
-          <w:sz w:val="20"/>
+          <w:sz w:val="22"/>
           <w:szCs w:val="20"/>
         </w:rPr>
         <w:t xml:space="preserve">, 20. The median is 12. Find the missing value.</w:t>
@@ -3189,7 +3198,7 @@
           <w:rFonts w:ascii="Avenir Next" w:hAnsi="Avenir Next" w:cs="Avenir Next" w:eastAsia="Avenir Next"/>
           <w:b/>
           <w:color w:val="1A1A1A"/>
-          <w:sz w:val="18"/>
+          <w:sz w:val="22"/>
           <w:szCs w:val="18"/>
         </w:rPr>
         <w:t xml:space="preserve">Missing value</w:t>
@@ -3223,18 +3232,18 @@
           <w:rFonts w:ascii="Avenir Next" w:hAnsi="Avenir Next" w:cs="Avenir Next" w:eastAsia="Avenir Next"/>
           <w:b/>
           <w:color w:val="1A1A1A"/>
+          <w:sz w:val="22"/>
+          <w:szCs w:val="20"/>
+        </w:rPr>
+        <w:t xml:space="preserve">5.</w:t>
+      </w:r>
+      <w:r>
+        <w:rPr>
+          <w:rFonts w:ascii="Avenir Next" w:hAnsi="Avenir Next" w:cs="Avenir Next" w:eastAsia="Avenir Next"/>
+          <w:color w:val="1A1A1A"/>
           <w:sz w:val="20"/>
           <w:szCs w:val="20"/>
         </w:rPr>
-        <w:t xml:space="preserve">5.</w:t>
-      </w:r>
-      <w:r>
-        <w:rPr>
-          <w:rFonts w:ascii="Avenir Next" w:hAnsi="Avenir Next" w:cs="Avenir Next" w:eastAsia="Avenir Next"/>
-          <w:color w:val="1A1A1A"/>
-          <w:sz w:val="20"/>
-          <w:szCs w:val="20"/>
-        </w:rPr>
         <w:tab/>
       </w:r>
       <w:r>
@@ -3242,7 +3251,7 @@
           <w:rFonts w:ascii="Avenir Next" w:hAnsi="Avenir Next" w:cs="Avenir Next" w:eastAsia="Avenir Next"/>
           <w:b/>
           <w:color w:val="1A1A1A"/>
-          <w:sz w:val="20"/>
+          <w:sz w:val="22"/>
           <w:szCs w:val="20"/>
         </w:rPr>
         <w:t xml:space="preserve">Find the Error.  </w:t>
@@ -3251,7 +3260,7 @@
         <w:rPr>
           <w:rFonts w:ascii="Avenir Next" w:hAnsi="Avenir Next" w:cs="Avenir Next" w:eastAsia="Avenir Next"/>
           <w:color w:val="1A1A1A"/>
-          <w:sz w:val="20"/>
+          <w:sz w:val="22"/>
           <w:szCs w:val="20"/>
         </w:rPr>
         <w:t xml:space="preserve">Ana says the median of 8, 2, 10, 6 is (2 + 10) ÷ 2 = 6. Explain her error.</w:t>
@@ -3330,6 +3339,7 @@
     </w:p>
     <w:p>
       <w:pPr>
+        <w:pStyle w:val="Heading2"/>
         <w:keepNext/>
         <w:pBdr>
           <w:bottom w:val="single" w:sz="8" w:space="3" w:color="003A70"/>
@@ -3345,7 +3355,7 @@
           <w:b/>
           <w:color w:val="003A70"/>
           <w:spacing w:val="14"/>
-          <w:sz w:val="19"/>
+          <w:sz w:val="22"/>
           <w:szCs w:val="19"/>
         </w:rPr>
         <w:t xml:space="preserve">TEST PRACTICE</w:t>
@@ -3364,7 +3374,7 @@
           <w:rFonts w:ascii="Avenir Next" w:hAnsi="Avenir Next" w:cs="Avenir Next" w:eastAsia="Avenir Next"/>
           <w:i/>
           <w:color w:val="5A5F66"/>
-          <w:sz w:val="17"/>
+          <w:sz w:val="22"/>
           <w:szCs w:val="17"/>
         </w:rPr>
         <w:t xml:space="preserve">choose the best answer</w:t>
@@ -3384,25 +3394,25 @@
           <w:rFonts w:ascii="Avenir Next" w:hAnsi="Avenir Next" w:cs="Avenir Next" w:eastAsia="Avenir Next"/>
           <w:b/>
           <w:color w:val="1A1A1A"/>
+          <w:sz w:val="22"/>
+          <w:szCs w:val="20"/>
+        </w:rPr>
+        <w:t xml:space="preserve">6.</w:t>
+      </w:r>
+      <w:r>
+        <w:rPr>
+          <w:rFonts w:ascii="Avenir Next" w:hAnsi="Avenir Next" w:cs="Avenir Next" w:eastAsia="Avenir Next"/>
+          <w:color w:val="1A1A1A"/>
           <w:sz w:val="20"/>
           <w:szCs w:val="20"/>
         </w:rPr>
-        <w:t xml:space="preserve">6.</w:t>
-      </w:r>
-      <w:r>
-        <w:rPr>
-          <w:rFonts w:ascii="Avenir Next" w:hAnsi="Avenir Next" w:cs="Avenir Next" w:eastAsia="Avenir Next"/>
-          <w:color w:val="1A1A1A"/>
-          <w:sz w:val="20"/>
-          <w:szCs w:val="20"/>
-        </w:rPr>
         <w:tab/>
       </w:r>
       <w:r>
         <w:rPr>
           <w:rFonts w:ascii="Avenir Next" w:hAnsi="Avenir Next" w:cs="Avenir Next" w:eastAsia="Avenir Next"/>
           <w:color w:val="1A1A1A"/>
-          <w:sz w:val="20"/>
+          <w:sz w:val="22"/>
           <w:szCs w:val="20"/>
         </w:rPr>
         <w:t xml:space="preserve">What is the median of 15, 9, 12, 20?</w:t>
@@ -3458,25 +3468,25 @@
                 <w:rFonts w:ascii="Avenir Next" w:hAnsi="Avenir Next" w:cs="Avenir Next" w:eastAsia="Avenir Next"/>
                 <w:b/>
                 <w:color w:val="003A70"/>
+                <w:sz w:val="22"/>
+                <w:szCs w:val="19"/>
+              </w:rPr>
+              <w:t xml:space="preserve">A</w:t>
+            </w:r>
+            <w:r>
+              <w:rPr>
+                <w:rFonts w:ascii="Avenir Next" w:hAnsi="Avenir Next" w:cs="Avenir Next" w:eastAsia="Avenir Next"/>
+                <w:color w:val="1A1A1A"/>
                 <w:sz w:val="19"/>
                 <w:szCs w:val="19"/>
               </w:rPr>
-              <w:t xml:space="preserve">A</w:t>
-            </w:r>
-            <w:r>
-              <w:rPr>
-                <w:rFonts w:ascii="Avenir Next" w:hAnsi="Avenir Next" w:cs="Avenir Next" w:eastAsia="Avenir Next"/>
-                <w:color w:val="1A1A1A"/>
-                <w:sz w:val="19"/>
-                <w:szCs w:val="19"/>
-              </w:rPr>
               <w:tab/>
             </w:r>
             <w:r>
               <w:rPr>
                 <w:rFonts w:ascii="Avenir Next" w:hAnsi="Avenir Next" w:cs="Avenir Next" w:eastAsia="Avenir Next"/>
                 <w:color w:val="1A1A1A"/>
-                <w:sz w:val="19"/>
+                <w:sz w:val="22"/>
                 <w:szCs w:val="19"/>
               </w:rPr>
               <w:t xml:space="preserve">13.5</w:t>
@@ -3501,25 +3511,25 @@
                 <w:rFonts w:ascii="Avenir Next" w:hAnsi="Avenir Next" w:cs="Avenir Next" w:eastAsia="Avenir Next"/>
                 <w:b/>
                 <w:color w:val="003A70"/>
+                <w:sz w:val="22"/>
+                <w:szCs w:val="19"/>
+              </w:rPr>
+              <w:t xml:space="preserve">B</w:t>
+            </w:r>
+            <w:r>
+              <w:rPr>
+                <w:rFonts w:ascii="Avenir Next" w:hAnsi="Avenir Next" w:cs="Avenir Next" w:eastAsia="Avenir Next"/>
+                <w:color w:val="1A1A1A"/>
                 <w:sz w:val="19"/>
                 <w:szCs w:val="19"/>
               </w:rPr>
-              <w:t xml:space="preserve">B</w:t>
-            </w:r>
-            <w:r>
-              <w:rPr>
-                <w:rFonts w:ascii="Avenir Next" w:hAnsi="Avenir Next" w:cs="Avenir Next" w:eastAsia="Avenir Next"/>
-                <w:color w:val="1A1A1A"/>
-                <w:sz w:val="19"/>
-                <w:szCs w:val="19"/>
-              </w:rPr>
               <w:tab/>
             </w:r>
             <w:r>
               <w:rPr>
                 <w:rFonts w:ascii="Avenir Next" w:hAnsi="Avenir Next" w:cs="Avenir Next" w:eastAsia="Avenir Next"/>
                 <w:color w:val="1A1A1A"/>
-                <w:sz w:val="19"/>
+                <w:sz w:val="22"/>
                 <w:szCs w:val="19"/>
               </w:rPr>
               <w:t xml:space="preserve">12</w:t>
@@ -3544,25 +3554,25 @@
                 <w:rFonts w:ascii="Avenir Next" w:hAnsi="Avenir Next" w:cs="Avenir Next" w:eastAsia="Avenir Next"/>
                 <w:b/>
                 <w:color w:val="003A70"/>
+                <w:sz w:val="22"/>
+                <w:szCs w:val="19"/>
+              </w:rPr>
+              <w:t xml:space="preserve">C</w:t>
+            </w:r>
+            <w:r>
+              <w:rPr>
+                <w:rFonts w:ascii="Avenir Next" w:hAnsi="Avenir Next" w:cs="Avenir Next" w:eastAsia="Avenir Next"/>
+                <w:color w:val="1A1A1A"/>
                 <w:sz w:val="19"/>
                 <w:szCs w:val="19"/>
               </w:rPr>
-              <w:t xml:space="preserve">C</w:t>
-            </w:r>
-            <w:r>
-              <w:rPr>
-                <w:rFonts w:ascii="Avenir Next" w:hAnsi="Avenir Next" w:cs="Avenir Next" w:eastAsia="Avenir Next"/>
-                <w:color w:val="1A1A1A"/>
-                <w:sz w:val="19"/>
-                <w:szCs w:val="19"/>
-              </w:rPr>
               <w:tab/>
             </w:r>
             <w:r>
               <w:rPr>
                 <w:rFonts w:ascii="Avenir Next" w:hAnsi="Avenir Next" w:cs="Avenir Next" w:eastAsia="Avenir Next"/>
                 <w:color w:val="1A1A1A"/>
-                <w:sz w:val="19"/>
+                <w:sz w:val="22"/>
                 <w:szCs w:val="19"/>
               </w:rPr>
               <w:t xml:space="preserve">14</w:t>
@@ -3587,25 +3597,25 @@
                 <w:rFonts w:ascii="Avenir Next" w:hAnsi="Avenir Next" w:cs="Avenir Next" w:eastAsia="Avenir Next"/>
                 <w:b/>
                 <w:color w:val="003A70"/>
+                <w:sz w:val="22"/>
+                <w:szCs w:val="19"/>
+              </w:rPr>
+              <w:t xml:space="preserve">D</w:t>
+            </w:r>
+            <w:r>
+              <w:rPr>
+                <w:rFonts w:ascii="Avenir Next" w:hAnsi="Avenir Next" w:cs="Avenir Next" w:eastAsia="Avenir Next"/>
+                <w:color w:val="1A1A1A"/>
                 <w:sz w:val="19"/>
                 <w:szCs w:val="19"/>
               </w:rPr>
-              <w:t xml:space="preserve">D</w:t>
-            </w:r>
-            <w:r>
-              <w:rPr>
-                <w:rFonts w:ascii="Avenir Next" w:hAnsi="Avenir Next" w:cs="Avenir Next" w:eastAsia="Avenir Next"/>
-                <w:color w:val="1A1A1A"/>
-                <w:sz w:val="19"/>
-                <w:szCs w:val="19"/>
-              </w:rPr>
               <w:tab/>
             </w:r>
             <w:r>
               <w:rPr>
                 <w:rFonts w:ascii="Avenir Next" w:hAnsi="Avenir Next" w:cs="Avenir Next" w:eastAsia="Avenir Next"/>
                 <w:color w:val="1A1A1A"/>
-                <w:sz w:val="19"/>
+                <w:sz w:val="22"/>
                 <w:szCs w:val="19"/>
               </w:rPr>
               <w:t xml:space="preserve">10.5</w:t>
@@ -3633,25 +3643,25 @@
           <w:rFonts w:ascii="Avenir Next" w:hAnsi="Avenir Next" w:cs="Avenir Next" w:eastAsia="Avenir Next"/>
           <w:b/>
           <w:color w:val="1A1A1A"/>
+          <w:sz w:val="22"/>
+          <w:szCs w:val="20"/>
+        </w:rPr>
+        <w:t xml:space="preserve">7.</w:t>
+      </w:r>
+      <w:r>
+        <w:rPr>
+          <w:rFonts w:ascii="Avenir Next" w:hAnsi="Avenir Next" w:cs="Avenir Next" w:eastAsia="Avenir Next"/>
+          <w:color w:val="1A1A1A"/>
           <w:sz w:val="20"/>
           <w:szCs w:val="20"/>
         </w:rPr>
-        <w:t xml:space="preserve">7.</w:t>
-      </w:r>
-      <w:r>
-        <w:rPr>
-          <w:rFonts w:ascii="Avenir Next" w:hAnsi="Avenir Next" w:cs="Avenir Next" w:eastAsia="Avenir Next"/>
-          <w:color w:val="1A1A1A"/>
-          <w:sz w:val="20"/>
-          <w:szCs w:val="20"/>
-        </w:rPr>
         <w:tab/>
       </w:r>
       <w:r>
         <w:rPr>
           <w:rFonts w:ascii="Avenir Next" w:hAnsi="Avenir Next" w:cs="Avenir Next" w:eastAsia="Avenir Next"/>
           <w:color w:val="1A1A1A"/>
-          <w:sz w:val="20"/>
+          <w:sz w:val="22"/>
           <w:szCs w:val="20"/>
         </w:rPr>
         <w:t xml:space="preserve">Six values have a median of 30. Which could be the two middle values?</w:t>
@@ -3707,25 +3717,25 @@
                 <w:rFonts w:ascii="Avenir Next" w:hAnsi="Avenir Next" w:cs="Avenir Next" w:eastAsia="Avenir Next"/>
                 <w:b/>
                 <w:color w:val="003A70"/>
+                <w:sz w:val="22"/>
+                <w:szCs w:val="19"/>
+              </w:rPr>
+              <w:t xml:space="preserve">A</w:t>
+            </w:r>
+            <w:r>
+              <w:rPr>
+                <w:rFonts w:ascii="Avenir Next" w:hAnsi="Avenir Next" w:cs="Avenir Next" w:eastAsia="Avenir Next"/>
+                <w:color w:val="1A1A1A"/>
                 <w:sz w:val="19"/>
                 <w:szCs w:val="19"/>
               </w:rPr>
-              <w:t xml:space="preserve">A</w:t>
-            </w:r>
-            <w:r>
-              <w:rPr>
-                <w:rFonts w:ascii="Avenir Next" w:hAnsi="Avenir Next" w:cs="Avenir Next" w:eastAsia="Avenir Next"/>
-                <w:color w:val="1A1A1A"/>
-                <w:sz w:val="19"/>
-                <w:szCs w:val="19"/>
-              </w:rPr>
               <w:tab/>
             </w:r>
             <w:r>
               <w:rPr>
                 <w:rFonts w:ascii="Avenir Next" w:hAnsi="Avenir Next" w:cs="Avenir Next" w:eastAsia="Avenir Next"/>
                 <w:color w:val="1A1A1A"/>
-                <w:sz w:val="19"/>
+                <w:sz w:val="22"/>
                 <w:szCs w:val="19"/>
               </w:rPr>
               <w:t xml:space="preserve">28 and 32</w:t>
@@ -3750,25 +3760,25 @@
                 <w:rFonts w:ascii="Avenir Next" w:hAnsi="Avenir Next" w:cs="Avenir Next" w:eastAsia="Avenir Next"/>
                 <w:b/>
                 <w:color w:val="003A70"/>
+                <w:sz w:val="22"/>
+                <w:szCs w:val="19"/>
+              </w:rPr>
+              <w:t xml:space="preserve">B</w:t>
+            </w:r>
+            <w:r>
+              <w:rPr>
+                <w:rFonts w:ascii="Avenir Next" w:hAnsi="Avenir Next" w:cs="Avenir Next" w:eastAsia="Avenir Next"/>
+                <w:color w:val="1A1A1A"/>
                 <w:sz w:val="19"/>
                 <w:szCs w:val="19"/>
               </w:rPr>
-              <w:t xml:space="preserve">B</w:t>
-            </w:r>
-            <w:r>
-              <w:rPr>
-                <w:rFonts w:ascii="Avenir Next" w:hAnsi="Avenir Next" w:cs="Avenir Next" w:eastAsia="Avenir Next"/>
-                <w:color w:val="1A1A1A"/>
-                <w:sz w:val="19"/>
-                <w:szCs w:val="19"/>
-              </w:rPr>
               <w:tab/>
             </w:r>
             <w:r>
               <w:rPr>
                 <w:rFonts w:ascii="Avenir Next" w:hAnsi="Avenir Next" w:cs="Avenir Next" w:eastAsia="Avenir Next"/>
                 <w:color w:val="1A1A1A"/>
-                <w:sz w:val="19"/>
+                <w:sz w:val="22"/>
                 <w:szCs w:val="19"/>
               </w:rPr>
               <w:t xml:space="preserve">30 and 34</w:t>
@@ -3793,25 +3803,25 @@
                 <w:rFonts w:ascii="Avenir Next" w:hAnsi="Avenir Next" w:cs="Avenir Next" w:eastAsia="Avenir Next"/>
                 <w:b/>
                 <w:color w:val="003A70"/>
+                <w:sz w:val="22"/>
+                <w:szCs w:val="19"/>
+              </w:rPr>
+              <w:t xml:space="preserve">C</w:t>
+            </w:r>
+            <w:r>
+              <w:rPr>
+                <w:rFonts w:ascii="Avenir Next" w:hAnsi="Avenir Next" w:cs="Avenir Next" w:eastAsia="Avenir Next"/>
+                <w:color w:val="1A1A1A"/>
                 <w:sz w:val="19"/>
                 <w:szCs w:val="19"/>
               </w:rPr>
-              <w:t xml:space="preserve">C</w:t>
-            </w:r>
-            <w:r>
-              <w:rPr>
-                <w:rFonts w:ascii="Avenir Next" w:hAnsi="Avenir Next" w:cs="Avenir Next" w:eastAsia="Avenir Next"/>
-                <w:color w:val="1A1A1A"/>
-                <w:sz w:val="19"/>
-                <w:szCs w:val="19"/>
-              </w:rPr>
               <w:tab/>
             </w:r>
             <w:r>
               <w:rPr>
                 <w:rFonts w:ascii="Avenir Next" w:hAnsi="Avenir Next" w:cs="Avenir Next" w:eastAsia="Avenir Next"/>
                 <w:color w:val="1A1A1A"/>
-                <w:sz w:val="19"/>
+                <w:sz w:val="22"/>
                 <w:szCs w:val="19"/>
               </w:rPr>
               <w:t xml:space="preserve">25 and 30</w:t>
@@ -3836,25 +3846,25 @@
                 <w:rFonts w:ascii="Avenir Next" w:hAnsi="Avenir Next" w:cs="Avenir Next" w:eastAsia="Avenir Next"/>
                 <w:b/>
                 <w:color w:val="003A70"/>
+                <w:sz w:val="22"/>
+                <w:szCs w:val="19"/>
+              </w:rPr>
+              <w:t xml:space="preserve">D</w:t>
+            </w:r>
+            <w:r>
+              <w:rPr>
+                <w:rFonts w:ascii="Avenir Next" w:hAnsi="Avenir Next" w:cs="Avenir Next" w:eastAsia="Avenir Next"/>
+                <w:color w:val="1A1A1A"/>
                 <w:sz w:val="19"/>
                 <w:szCs w:val="19"/>
               </w:rPr>
-              <w:t xml:space="preserve">D</w:t>
-            </w:r>
-            <w:r>
-              <w:rPr>
-                <w:rFonts w:ascii="Avenir Next" w:hAnsi="Avenir Next" w:cs="Avenir Next" w:eastAsia="Avenir Next"/>
-                <w:color w:val="1A1A1A"/>
-                <w:sz w:val="19"/>
-                <w:szCs w:val="19"/>
-              </w:rPr>
               <w:tab/>
             </w:r>
             <w:r>
               <w:rPr>
                 <w:rFonts w:ascii="Avenir Next" w:hAnsi="Avenir Next" w:cs="Avenir Next" w:eastAsia="Avenir Next"/>
                 <w:color w:val="1A1A1A"/>
-                <w:sz w:val="19"/>
+                <w:sz w:val="22"/>
                 <w:szCs w:val="19"/>
               </w:rPr>
               <w:t xml:space="preserve">29 and 30</w:t>
@@ -3912,6 +3922,7 @@
           </w:tcPr>
           <w:p>
             <w:pPr>
+              <w:pStyle w:val="Heading2"/>
               <w:spacing w:before="0" w:after="0" w:line="240" w:lineRule="auto"/>
             </w:pPr>
             <w:r>
@@ -3949,7 +3960,7 @@
               <w:rPr>
                 <w:rFonts w:ascii="Avenir Next" w:hAnsi="Avenir Next" w:cs="Avenir Next" w:eastAsia="Avenir Next"/>
                 <w:color w:val="1A1A1A"/>
-                <w:sz w:val="17"/>
+                <w:sz w:val="22"/>
                 <w:szCs w:val="17"/>
               </w:rPr>
               <w:t xml:space="preserve">  I can do this on my own</w:t>
@@ -3978,7 +3989,7 @@
               <w:rPr>
                 <w:rFonts w:ascii="Avenir Next" w:hAnsi="Avenir Next" w:cs="Avenir Next" w:eastAsia="Avenir Next"/>
                 <w:color w:val="1A1A1A"/>
-                <w:sz w:val="17"/>
+                <w:sz w:val="22"/>
                 <w:szCs w:val="17"/>
               </w:rPr>
               <w:t xml:space="preserve">  I need a little help</w:t>
@@ -4007,7 +4018,7 @@
               <w:rPr>
                 <w:rFonts w:ascii="Avenir Next" w:hAnsi="Avenir Next" w:cs="Avenir Next" w:eastAsia="Avenir Next"/>
                 <w:color w:val="1A1A1A"/>
-                <w:sz w:val="17"/>
+                <w:sz w:val="22"/>
                 <w:szCs w:val="17"/>
               </w:rPr>
               <w:t xml:space="preserve">  I have a question about #</w:t>
@@ -4045,7 +4056,7 @@
         <w:rPr>
           <w:rFonts w:ascii="Avenir Next" w:hAnsi="Avenir Next" w:cs="Avenir Next" w:eastAsia="Avenir Next"/>
           <w:color w:val="5A5F66"/>
-          <w:sz w:val="17"/>
+          <w:sz w:val="22"/>
           <w:szCs w:val="17"/>
         </w:rPr>
         <w:t xml:space="preserve">Ask 4 or 6 people at home their shoe size. Find the median.</w:t>
@@ -4139,7 +4150,106 @@
               <w:sz w:val="15"/>
               <w:szCs w:val="15"/>
             </w:rPr>
-            <w:t xml:space="preserve">Lesson 2-3  ·  Homework Packet</w:t>
+            <w:t xml:space="preserve">2-3 · Page </w:t>
+          </w:r>
+          <w:r>
+            <w:rPr>
+              <w:rFonts w:ascii="Avenir Next" w:hAnsi="Avenir Next" w:cs="Avenir Next" w:eastAsia="Avenir Next"/>
+              <w:color w:val="5A5F66"/>
+              <w:sz w:val="15"/>
+              <w:szCs w:val="15"/>
+            </w:rPr>
+            <w:fldChar w:fldCharType="begin"/>
+          </w:r>
+          <w:r>
+            <w:rPr>
+              <w:rFonts w:ascii="Avenir Next" w:hAnsi="Avenir Next" w:cs="Avenir Next" w:eastAsia="Avenir Next"/>
+              <w:color w:val="5A5F66"/>
+              <w:sz w:val="15"/>
+              <w:szCs w:val="15"/>
+            </w:rPr>
+            <w:instrText xml:space="preserve"> PAGE </w:instrText>
+          </w:r>
+          <w:r>
+            <w:rPr>
+              <w:rFonts w:ascii="Avenir Next" w:hAnsi="Avenir Next" w:cs="Avenir Next" w:eastAsia="Avenir Next"/>
+              <w:color w:val="5A5F66"/>
+              <w:sz w:val="15"/>
+              <w:szCs w:val="15"/>
+            </w:rPr>
+            <w:fldChar w:fldCharType="separate"/>
+          </w:r>
+          <w:r>
+            <w:rPr>
+              <w:rFonts w:ascii="Avenir Next" w:hAnsi="Avenir Next" w:cs="Avenir Next" w:eastAsia="Avenir Next"/>
+              <w:color w:val="5A5F66"/>
+              <w:sz w:val="15"/>
+              <w:szCs w:val="15"/>
+            </w:rPr>
+            <w:t xml:space="preserve">1</w:t>
+          </w:r>
+          <w:r>
+            <w:rPr>
+              <w:rFonts w:ascii="Avenir Next" w:hAnsi="Avenir Next" w:cs="Avenir Next" w:eastAsia="Avenir Next"/>
+              <w:color w:val="5A5F66"/>
+              <w:sz w:val="15"/>
+              <w:szCs w:val="15"/>
+            </w:rPr>
+            <w:fldChar w:fldCharType="end"/>
+          </w:r>
+          <w:r>
+            <w:rPr>
+              <w:rFonts w:ascii="Avenir Next" w:hAnsi="Avenir Next" w:cs="Avenir Next" w:eastAsia="Avenir Next"/>
+              <w:color w:val="5A5F66"/>
+              <w:sz w:val="15"/>
+              <w:szCs w:val="15"/>
+            </w:rPr>
+            <w:t xml:space="preserve"> of </w:t>
+          </w:r>
+          <w:r>
+            <w:rPr>
+              <w:rFonts w:ascii="Avenir Next" w:hAnsi="Avenir Next" w:cs="Avenir Next" w:eastAsia="Avenir Next"/>
+              <w:color w:val="5A5F66"/>
+              <w:sz w:val="15"/>
+              <w:szCs w:val="15"/>
+            </w:rPr>
+            <w:fldChar w:fldCharType="begin"/>
+          </w:r>
+          <w:r>
+            <w:rPr>
+              <w:rFonts w:ascii="Avenir Next" w:hAnsi="Avenir Next" w:cs="Avenir Next" w:eastAsia="Avenir Next"/>
+              <w:color w:val="5A5F66"/>
+              <w:sz w:val="15"/>
+              <w:szCs w:val="15"/>
+            </w:rPr>
+            <w:instrText xml:space="preserve"> NUMPAGES </w:instrText>
+          </w:r>
+          <w:r>
+            <w:rPr>
+              <w:rFonts w:ascii="Avenir Next" w:hAnsi="Avenir Next" w:cs="Avenir Next" w:eastAsia="Avenir Next"/>
+              <w:color w:val="5A5F66"/>
+              <w:sz w:val="15"/>
+              <w:szCs w:val="15"/>
+            </w:rPr>
+            <w:fldChar w:fldCharType="separate"/>
+          </w:r>
+          <w:r>
+            <w:rPr>
+              <w:rFonts w:ascii="Avenir Next" w:hAnsi="Avenir Next" w:cs="Avenir Next" w:eastAsia="Avenir Next"/>
+              <w:color w:val="5A5F66"/>
+              <w:sz w:val="15"/>
+              <w:szCs w:val="15"/>
+            </w:rPr>
+            <w:t xml:space="preserve">1</w:t>
+          </w:r>
+          <w:r>
+            <w:rPr>
+              <w:rFonts w:ascii="Avenir Next" w:hAnsi="Avenir Next" w:cs="Avenir Next" w:eastAsia="Avenir Next"/>
+              <w:color w:val="5A5F66"/>
+              <w:sz w:val="15"/>
+              <w:szCs w:val="15"/>
+            </w:rPr>
+            <w:fldChar w:fldCharType="end"/>
           </w:r>
         </w:p>
       </w:tc>
@@ -4182,5 +4292,23 @@
       </w:tblCellMar>
     </w:tblPr>
   </w:style>
+  <w:style w:type="paragraph" w:styleId="Heading1">
+    <w:name w:val="heading 1"/>
+    <w:basedOn w:val="Normal"/>
+    <w:pPr>
+      <w:outlineLvl w:val="0"/>
+      <w:keepNext w:val="0"/>
+      <w:keepLines w:val="0"/>
+    </w:pPr>
+  </w:style>
+  <w:style w:type="paragraph" w:styleId="Heading2">
+    <w:name w:val="heading 2"/>
+    <w:basedOn w:val="Normal"/>
+    <w:pPr>
+      <w:outlineLvl w:val="1"/>
+      <w:keepNext w:val="0"/>
+      <w:keepLines w:val="0"/>
+    </w:pPr>
+  </w:style>
 </w:styles>
 </file>